--- a/assets/resume/resume.docx
+++ b/assets/resume/resume.docx
@@ -2,33 +2,32 @@
 <file path=word/document.xml><?xml version="1.0" encoding="utf-8"?>
 <w:document xmlns:w="http://schemas.openxmlformats.org/wordprocessingml/2006/main" xmlns:m="http://schemas.openxmlformats.org/officeDocument/2006/math" xmlns:r="http://schemas.openxmlformats.org/officeDocument/2006/relationships" xmlns:o="urn:schemas-microsoft-com:office:office" xmlns:v="urn:schemas-microsoft-com:vml" xmlns:w10="urn:schemas-microsoft-com:office:word" xmlns:a="http://schemas.openxmlformats.org/drawingml/2006/main" xmlns:pic="http://schemas.openxmlformats.org/drawingml/2006/picture" xmlns:wp="http://schemas.openxmlformats.org/drawingml/2006/wordprocessingDrawing">
   <w:body>
+    <w:bookmarkStart w:id="9" w:name="summary"/>
     <w:p>
       <w:pPr>
         <w:pStyle w:val="Heading1"/>
       </w:pPr>
-      <w:bookmarkStart w:id="20" w:name="summary"/>
       <w:r>
         <w:t xml:space="preserve">Summary</w:t>
       </w:r>
-      <w:bookmarkEnd w:id="20"/>
     </w:p>
     <w:p>
       <w:pPr>
         <w:pStyle w:val="FirstParagraph"/>
       </w:pPr>
       <w:r>
-        <w:t xml:space="preserve">I design and build machine learning systems for geometrically structured data such as graphs, point clouds, and atomic configurations, where the underlying symmetries are key to reliable neural systems. My PhD focused on symmetry-aware geometric deep learning, building invariant representations of physical systems and scaling the training across HPC clusters using custom CUDA kernels. I now work at Electronic Arts SEED on real-time generative AI that has to run within strict frame-time budgets, alongside combining my technical expertise with creative vision to pioneer new experiences. I also advise frontier AI labs on how to evaluate scientific reasoning in their models, which matters most when ground truth is expensive to obtain and binary correctness fails to capture what good reasoning looks like. I’m drawn to problems where correctness is hard to verify and where ideas from one field can unlock advances in another.</w:t>
-      </w:r>
-    </w:p>
+        <w:t xml:space="preserve">I take methods from the physics of structured and disordered systems into machine learning and rendering, and I build instruments to measure what learned models actually know. That thread runs from symmetry-aware networks for crystal structures in my PhD, through a NeurIPS study finding no evidence that LLM confidence carries model-specific self-knowledge, to Stealthy Blue Noise in ACM Transactions on Graphics. At Electronic Arts SEED, I develop real-time generative AI for AAA games; I also design evaluation frameworks for scientific reasoning in frontier models.</w:t>
+      </w:r>
+    </w:p>
+    <w:bookmarkEnd w:id="9"/>
+    <w:bookmarkStart w:id="10" w:name="experience"/>
     <w:p>
       <w:pPr>
         <w:pStyle w:val="Heading1"/>
       </w:pPr>
-      <w:bookmarkStart w:id="21" w:name="experience"/>
       <w:r>
         <w:t xml:space="preserve">Experience</w:t>
       </w:r>
-      <w:bookmarkEnd w:id="21"/>
     </w:p>
     <w:p>
       <w:pPr>
@@ -43,10 +42,14 @@
       <w:r>
         <w:rPr>
           <w:i/>
+          <w:iCs/>
         </w:rPr>
         <w:t xml:space="preserve">AI, Physics, and Rendering Research Scientist</w:t>
       </w:r>
       <w:r>
+        <w:br/>
+      </w:r>
+      <w:r>
         <w:t xml:space="preserve"> </w:t>
       </w:r>
       <w:r>
@@ -55,68 +58,133 @@
       <w:r>
         <w:br/>
       </w:r>
-    </w:p>
-    <w:p>
-      <w:pPr>
-        <w:pStyle w:val="BodyText"/>
-      </w:pPr>
+      <w:r>
+        <w:rPr>
+          <w:i/>
+          <w:iCs/>
+        </w:rPr>
+        <w:t xml:space="preserve">Real-time generative AI and LLM research for AAA games</w:t>
+      </w:r>
+    </w:p>
+    <w:p>
+      <w:pPr>
+        <w:pStyle w:val="Compact"/>
+        <w:numPr>
+          <w:ilvl w:val="0"/>
+          <w:numId w:val="1001"/>
+        </w:numPr>
+      </w:pPr>
+      <w:r>
+        <w:t xml:space="preserve">Designed neural architectures for real-time generative systems under production frame-time constraints, reducing memory use, register pressure, and ALU cost relative to deployed baselines without loss of output quality</w:t>
+      </w:r>
+    </w:p>
+    <w:p>
+      <w:pPr>
+        <w:pStyle w:val="Compact"/>
+        <w:numPr>
+          <w:ilvl w:val="0"/>
+          <w:numId w:val="1001"/>
+        </w:numPr>
+      </w:pPr>
+      <w:r>
+        <w:t xml:space="preserve">Technical lead for LLM integration in real-time interactive systems, spanning architecture, fine-tuning, evaluation, and production integration</w:t>
+      </w:r>
+    </w:p>
+    <w:p>
+      <w:pPr>
+        <w:pStyle w:val="Compact"/>
+        <w:numPr>
+          <w:ilvl w:val="0"/>
+          <w:numId w:val="1001"/>
+        </w:numPr>
+      </w:pPr>
+      <w:r>
+        <w:t xml:space="preserve">Led cross-functional research on LLM-driven interactive experiences from concept through working prototype</w:t>
+      </w:r>
+    </w:p>
+    <w:p>
+      <w:pPr>
+        <w:pStyle w:val="Compact"/>
+        <w:numPr>
+          <w:ilvl w:val="0"/>
+          <w:numId w:val="1001"/>
+        </w:numPr>
+      </w:pPr>
+      <w:r>
+        <w:t xml:space="preserve">Conceived and led Stealthy Blue Noise, a spectral construction for sparse rendering adapted from the physics of disordered systems, accepted to SIGGRAPH for publication in ACM Transactions on Graphics</w:t>
+      </w:r>
+    </w:p>
+    <w:p>
+      <w:pPr>
+        <w:pStyle w:val="FirstParagraph"/>
+      </w:pPr>
+      <w:r>
+        <w:t xml:space="preserve">,</w:t>
+      </w:r>
+      <w:r>
+        <w:t xml:space="preserve"> </w:t>
+      </w:r>
+      <w:r>
+        <w:rPr>
+          <w:i/>
+          <w:iCs/>
+        </w:rPr>
+        <w:t xml:space="preserve">Founder &amp; Principal Consultant</w:t>
+      </w:r>
       <w:r>
         <w:br/>
       </w:r>
-    </w:p>
-    <w:p>
-      <w:pPr>
-        <w:pStyle w:val="BodyText"/>
-      </w:pPr>
+      <w:r>
+        <w:t xml:space="preserve"> </w:t>
+      </w:r>
+      <w:r>
+        <w:t xml:space="preserve">Feb 2024 – Present</w:t>
+      </w:r>
+      <w:r>
+        <w:br/>
+      </w:r>
       <w:r>
         <w:rPr>
           <w:i/>
-        </w:rPr>
-        <w:t xml:space="preserve">Real-time generative AI and LLM research for AAA games</w:t>
-      </w:r>
-    </w:p>
-    <w:p>
-      <w:pPr>
-        <w:numPr>
-          <w:ilvl w:val="0"/>
-          <w:numId w:val="1001"/>
-        </w:numPr>
-      </w:pPr>
-      <w:r>
-        <w:t xml:space="preserve">Designed novel neural network architectures for real-time generative systems operating under production frame-time budgets, with substantial reductions in memory, register pressure, and ALU cost against deployed baselines and no loss of output quality</w:t>
-      </w:r>
-    </w:p>
-    <w:p>
-      <w:pPr>
-        <w:numPr>
-          <w:ilvl w:val="0"/>
-          <w:numId w:val="1001"/>
-        </w:numPr>
-      </w:pPr>
-      <w:r>
-        <w:t xml:space="preserve">Served as technical lead for LLM integration in real-time interactive systems, driving architecture design, fine-tuning methodology, and evaluation framework design across research and production teams</w:t>
-      </w:r>
-    </w:p>
-    <w:p>
-      <w:pPr>
-        <w:numPr>
-          <w:ilvl w:val="0"/>
-          <w:numId w:val="1001"/>
-        </w:numPr>
-      </w:pPr>
-      <w:r>
-        <w:t xml:space="preserve">Led cross-functional research into LLM-powered experiences that could not have existed before, with full ownership from conceptualization to working prototype</w:t>
-      </w:r>
-    </w:p>
-    <w:p>
-      <w:pPr>
-        <w:numPr>
-          <w:ilvl w:val="0"/>
-          <w:numId w:val="1001"/>
-        </w:numPr>
-      </w:pPr>
-      <w:r>
-        <w:t xml:space="preserve">Solved a 50 year old problem in sparse rendering by bringing over machinery from the physics of glass (SIGGRAPH ASIA 2026)</w:t>
+          <w:iCs/>
+        </w:rPr>
+        <w:t xml:space="preserve">Evaluation and verification for scientific reasoning in frontier AI systems</w:t>
+      </w:r>
+    </w:p>
+    <w:p>
+      <w:pPr>
+        <w:pStyle w:val="Compact"/>
+        <w:numPr>
+          <w:ilvl w:val="0"/>
+          <w:numId w:val="1002"/>
+        </w:numPr>
+      </w:pPr>
+      <w:r>
+        <w:t xml:space="preserve">Designed scientific-reasoning benchmarks for domains where ground truth is costly and binary correctness is insufficient</w:t>
+      </w:r>
+    </w:p>
+    <w:p>
+      <w:pPr>
+        <w:pStyle w:val="Compact"/>
+        <w:numPr>
+          <w:ilvl w:val="0"/>
+          <w:numId w:val="1002"/>
+        </w:numPr>
+      </w:pPr>
+      <w:r>
+        <w:t xml:space="preserve">Led the delivery of PhD-level evaluation datasets across physics, chemistry, and drug discovery, coordinating more than 100 domain experts</w:t>
+      </w:r>
+    </w:p>
+    <w:p>
+      <w:pPr>
+        <w:pStyle w:val="Compact"/>
+        <w:numPr>
+          <w:ilvl w:val="0"/>
+          <w:numId w:val="1002"/>
+        </w:numPr>
+      </w:pPr>
+      <w:r>
+        <w:t xml:space="preserve">Advised on alignment and deployment questions at the boundary of technical evaluation and responsible use</w:t>
       </w:r>
     </w:p>
     <w:p>
@@ -132,69 +200,76 @@
       <w:r>
         <w:rPr>
           <w:i/>
-        </w:rPr>
-        <w:t xml:space="preserve">Founder &amp; Principal Consultant</w:t>
-      </w:r>
-      <w:r>
-        <w:t xml:space="preserve"> </w:t>
-      </w:r>
-      <w:r>
-        <w:t xml:space="preserve">Feb 2024 – Present</w:t>
+          <w:iCs/>
+        </w:rPr>
+        <w:t xml:space="preserve">Post-Graduate Machine Learning Researcher</w:t>
       </w:r>
       <w:r>
         <w:br/>
       </w:r>
-    </w:p>
-    <w:p>
-      <w:pPr>
-        <w:pStyle w:val="BodyText"/>
-      </w:pPr>
+      <w:r>
+        <w:t xml:space="preserve"> </w:t>
+      </w:r>
+      <w:r>
+        <w:t xml:space="preserve">Oct 2019 – Oct 2024</w:t>
+      </w:r>
       <w:r>
         <w:br/>
       </w:r>
-    </w:p>
-    <w:p>
-      <w:pPr>
-        <w:pStyle w:val="BodyText"/>
-      </w:pPr>
       <w:r>
         <w:rPr>
           <w:i/>
-        </w:rPr>
-        <w:t xml:space="preserve">Boutique consultancy designing verification and evaluation frameworks for scientific reasoning in frontier AI systems</w:t>
-      </w:r>
-    </w:p>
-    <w:p>
-      <w:pPr>
-        <w:numPr>
-          <w:ilvl w:val="0"/>
-          <w:numId w:val="1002"/>
-        </w:numPr>
-      </w:pPr>
-      <w:r>
-        <w:t xml:space="preserve">Designed verification frameworks for scientific domains where ground truth is expensive to obtain and binary correctness fails to capture what good reasoning looks like. Advised on and implemented benchmarks that test whether models have learned to do science rather than memorize it</w:t>
-      </w:r>
-    </w:p>
-    <w:p>
-      <w:pPr>
-        <w:numPr>
-          <w:ilvl w:val="0"/>
-          <w:numId w:val="1002"/>
-        </w:numPr>
-      </w:pPr>
-      <w:r>
-        <w:t xml:space="preserve">Led the design and delivery of PhD-level verification datasets for frontier AI models, coordinating 100+ domain experts across physics, chemistry, and drug discovery, and personally authoring a substantial volume of expert-level challenges. These datasets now power frontier model capabilities</w:t>
-      </w:r>
-    </w:p>
-    <w:p>
-      <w:pPr>
-        <w:numPr>
-          <w:ilvl w:val="0"/>
-          <w:numId w:val="1002"/>
-        </w:numPr>
-      </w:pPr>
-      <w:r>
-        <w:t xml:space="preserve">Provided strategic guidance on AI alignment and responsible deployment to frontier AI organizations, translating philosophical and technical safety literature into actionable frameworks for production systems</w:t>
+          <w:iCs/>
+        </w:rPr>
+        <w:t xml:space="preserve">Symmetry-aware geometric deep learning for physical systems</w:t>
+      </w:r>
+    </w:p>
+    <w:p>
+      <w:pPr>
+        <w:pStyle w:val="Compact"/>
+        <w:numPr>
+          <w:ilvl w:val="0"/>
+          <w:numId w:val="1003"/>
+        </w:numPr>
+      </w:pPr>
+      <w:r>
+        <w:t xml:space="preserve">Designed Site-Net (Digital Discovery, 2023), a transformer that learns invariant representations of crystal structures, infinite periodic graphs with no canonical ordering, using global self-attention over real-space supercells to capture long-range interactions</w:t>
+      </w:r>
+    </w:p>
+    <w:p>
+      <w:pPr>
+        <w:pStyle w:val="Compact"/>
+        <w:numPr>
+          <w:ilvl w:val="0"/>
+          <w:numId w:val="1003"/>
+        </w:numPr>
+      </w:pPr>
+      <w:r>
+        <w:t xml:space="preserve">Established Deep InfoMax, which maximizes mutual information between local and global representations, as an effective self-supervised methodology for domains where reconstruction-based approaches are intractable (Digital Discovery, 2025)</w:t>
+      </w:r>
+    </w:p>
+    <w:p>
+      <w:pPr>
+        <w:pStyle w:val="Compact"/>
+        <w:numPr>
+          <w:ilvl w:val="0"/>
+          <w:numId w:val="1003"/>
+        </w:numPr>
+      </w:pPr>
+      <w:r>
+        <w:t xml:space="preserve">Scaled training across SLURM clusters using DeepSpeed, custom CUDA kernels, and symmetry-aware optimizations via PyTorch Geometric, and built bespoke data architectures for high-throughput multi-GPU pipelines</w:t>
+      </w:r>
+    </w:p>
+    <w:p>
+      <w:pPr>
+        <w:pStyle w:val="Compact"/>
+        <w:numPr>
+          <w:ilvl w:val="0"/>
+          <w:numId w:val="1003"/>
+        </w:numPr>
+      </w:pPr>
+      <w:r>
+        <w:t xml:space="preserve">Co-built a locally hosted cloud service for deploying supervised materials-informatics models, used by the Materials Innovation Factory research group</w:t>
       </w:r>
     </w:p>
     <w:p>
@@ -210,80 +285,74 @@
       <w:r>
         <w:rPr>
           <w:i/>
-        </w:rPr>
-        <w:t xml:space="preserve">Post-Graduate Machine Learning Researcher</w:t>
-      </w:r>
-      <w:r>
-        <w:t xml:space="preserve"> </w:t>
-      </w:r>
-      <w:r>
-        <w:t xml:space="preserve">Oct 2019 – Oct 2024</w:t>
+          <w:iCs/>
+        </w:rPr>
+        <w:t xml:space="preserve">Physics Software Engineer (Internship)</w:t>
       </w:r>
       <w:r>
         <w:br/>
       </w:r>
-    </w:p>
-    <w:p>
-      <w:pPr>
-        <w:pStyle w:val="BodyText"/>
-      </w:pPr>
+      <w:r>
+        <w:t xml:space="preserve"> </w:t>
+      </w:r>
+      <w:r>
+        <w:t xml:space="preserve">Sep 2023 – Mar 2024</w:t>
+      </w:r>
       <w:r>
         <w:br/>
       </w:r>
-    </w:p>
-    <w:p>
-      <w:pPr>
-        <w:pStyle w:val="BodyText"/>
-      </w:pPr>
       <w:r>
         <w:rPr>
           <w:i/>
-        </w:rPr>
-        <w:t xml:space="preserve">Symmetry-aware geometric deep learning for physical systems</w:t>
-      </w:r>
-    </w:p>
-    <w:p>
-      <w:pPr>
-        <w:numPr>
-          <w:ilvl w:val="0"/>
-          <w:numId w:val="1003"/>
-        </w:numPr>
-      </w:pPr>
-      <w:r>
-        <w:t xml:space="preserve">Designed Site-Net (Digital Discovery, 2023), a transformer architecture for learning invariant representations of crystal structures where the input is an infinite periodic graph with no canonical ordering. Combined global self-attention over real-space supercells with explicit symmetry-aware constraints to capture long-range interactions</w:t>
-      </w:r>
-    </w:p>
-    <w:p>
-      <w:pPr>
-        <w:numPr>
-          <w:ilvl w:val="0"/>
-          <w:numId w:val="1003"/>
-        </w:numPr>
-      </w:pPr>
-      <w:r>
-        <w:t xml:space="preserve">Established Deep InfoMax, which maximizes mutual information between local and global representations, as an effective self-supervised methodology for domains where reconstruction-based approaches are intractable (Digital Discovery, 2025)</w:t>
-      </w:r>
-    </w:p>
-    <w:p>
-      <w:pPr>
-        <w:numPr>
-          <w:ilvl w:val="0"/>
-          <w:numId w:val="1003"/>
-        </w:numPr>
-      </w:pPr>
-      <w:r>
-        <w:t xml:space="preserve">Scaled training across SLURM clusters using DeepSpeed, custom CUDA kernels, and symmetry-aware optimizations via PyTorch Geometric, and built bespoke data architectures for high-throughput multi-GPU pipelines</w:t>
-      </w:r>
-    </w:p>
-    <w:p>
-      <w:pPr>
-        <w:numPr>
-          <w:ilvl w:val="0"/>
-          <w:numId w:val="1003"/>
-        </w:numPr>
-      </w:pPr>
-      <w:r>
-        <w:t xml:space="preserve">Co-built a locally hosted cloud service for deploying supervised materials-informatics models, used by the Materials Innovation Factory research group</w:t>
+          <w:iCs/>
+        </w:rPr>
+        <w:t xml:space="preserve">Memory optimization and legacy code modernization for physics systems</w:t>
+      </w:r>
+    </w:p>
+    <w:p>
+      <w:pPr>
+        <w:pStyle w:val="Compact"/>
+        <w:numPr>
+          <w:ilvl w:val="0"/>
+          <w:numId w:val="1004"/>
+        </w:numPr>
+      </w:pPr>
+      <w:r>
+        <w:t xml:space="preserve">Redesigned the core data architecture of a major internal Frostbite development tool, halving its memory footprint in typical workloads (~5 GB saved)</w:t>
+      </w:r>
+    </w:p>
+    <w:p>
+      <w:pPr>
+        <w:pStyle w:val="Compact"/>
+        <w:numPr>
+          <w:ilvl w:val="0"/>
+          <w:numId w:val="1004"/>
+        </w:numPr>
+      </w:pPr>
+      <w:r>
+        <w:t xml:space="preserve">Built an in-engine documentation interface that surfaced the physics system’s internals to non-specialist developers across the studio</w:t>
+      </w:r>
+    </w:p>
+    <w:p>
+      <w:pPr>
+        <w:pStyle w:val="Compact"/>
+        <w:numPr>
+          <w:ilvl w:val="0"/>
+          <w:numId w:val="1004"/>
+        </w:numPr>
+      </w:pPr>
+      <w:r>
+        <w:t xml:space="preserve">Designed and shipped a production agentic system on GPT-3 for legacy codebase modernization, combining LLM-driven refactoring with symbolic verification to keep changes safe under deployment</w:t>
+      </w:r>
+    </w:p>
+    <w:bookmarkEnd w:id="10"/>
+    <w:bookmarkStart w:id="12" w:name="education"/>
+    <w:p>
+      <w:pPr>
+        <w:pStyle w:val="Heading1"/>
+      </w:pPr>
+      <w:r>
+        <w:t xml:space="preserve">Education</w:t>
       </w:r>
     </w:p>
     <w:p>
@@ -299,117 +368,23 @@
       <w:r>
         <w:rPr>
           <w:i/>
-        </w:rPr>
-        <w:t xml:space="preserve">Physics Software Engineer (Internship)</w:t>
-      </w:r>
-      <w:r>
-        <w:t xml:space="preserve"> </w:t>
-      </w:r>
-      <w:r>
-        <w:t xml:space="preserve">Sep 2023 – Mar 2024</w:t>
+          <w:iCs/>
+        </w:rPr>
+        <w:t xml:space="preserve">PhD, Deep Learning for Materials Science</w:t>
       </w:r>
       <w:r>
         <w:br/>
       </w:r>
-    </w:p>
-    <w:p>
-      <w:pPr>
-        <w:pStyle w:val="BodyText"/>
-      </w:pPr>
-      <w:r>
-        <w:br/>
-      </w:r>
-    </w:p>
-    <w:p>
-      <w:pPr>
-        <w:pStyle w:val="BodyText"/>
-      </w:pPr>
-      <w:r>
-        <w:rPr>
-          <w:i/>
-        </w:rPr>
-        <w:t xml:space="preserve">Memory optimization and legacy code modernization for physics systems</w:t>
-      </w:r>
-    </w:p>
-    <w:p>
-      <w:pPr>
-        <w:numPr>
-          <w:ilvl w:val="0"/>
-          <w:numId w:val="1004"/>
-        </w:numPr>
-      </w:pPr>
-      <w:r>
-        <w:t xml:space="preserve">Achieved significant memory optimizations through core data architecture redesign, reducing memory requirements by approximately 50% for typical workloads</w:t>
-      </w:r>
-    </w:p>
-    <w:p>
-      <w:pPr>
-        <w:numPr>
-          <w:ilvl w:val="0"/>
-          <w:numId w:val="1004"/>
-        </w:numPr>
-      </w:pPr>
-      <w:r>
-        <w:t xml:space="preserve">Built an in-engine documentation interface that surfaced the physics system’s internals to non-specialist developers across the studio</w:t>
-      </w:r>
-    </w:p>
-    <w:p>
-      <w:pPr>
-        <w:numPr>
-          <w:ilvl w:val="0"/>
-          <w:numId w:val="1004"/>
-        </w:numPr>
-      </w:pPr>
-      <w:r>
-        <w:t xml:space="preserve">Designed and shipped a production agentic system on GPT-3 for legacy codebase modernization, combining LLM-driven refactoring with symbolic verification to keep changes safe under deployment</w:t>
-      </w:r>
-    </w:p>
-    <w:p>
-      <w:pPr>
-        <w:pStyle w:val="Heading1"/>
-      </w:pPr>
-      <w:bookmarkStart w:id="22" w:name="education"/>
-      <w:r>
-        <w:t xml:space="preserve">Education</w:t>
-      </w:r>
-      <w:bookmarkEnd w:id="22"/>
-    </w:p>
-    <w:p>
-      <w:pPr>
-        <w:pStyle w:val="FirstParagraph"/>
-      </w:pPr>
-      <w:r>
-        <w:t xml:space="preserve">,</w:t>
-      </w:r>
-      <w:r>
-        <w:t xml:space="preserve"> </w:t>
-      </w:r>
-      <w:r>
-        <w:rPr>
-          <w:i/>
-        </w:rPr>
-        <w:t xml:space="preserve">PhD, Deep Learning for Materials Science</w:t>
-      </w:r>
       <w:r>
         <w:t xml:space="preserve"> </w:t>
       </w:r>
       <w:r>
         <w:t xml:space="preserve">Oct 2019 – Sep 2024</w:t>
       </w:r>
-      <w:r>
-        <w:br/>
-      </w:r>
-    </w:p>
-    <w:p>
-      <w:pPr>
-        <w:pStyle w:val="BodyText"/>
-      </w:pPr>
-      <w:r>
-        <w:br/>
-      </w:r>
-    </w:p>
-    <w:p>
-      <w:pPr>
+    </w:p>
+    <w:p>
+      <w:pPr>
+        <w:pStyle w:val="Compact"/>
         <w:numPr>
           <w:ilvl w:val="0"/>
           <w:numId w:val="1005"/>
@@ -421,7 +396,7 @@
       <w:r>
         <w:t xml:space="preserve"> </w:t>
       </w:r>
-      <w:hyperlink r:id="rId23">
+      <w:hyperlink r:id="rId11">
         <w:r>
           <w:rPr>
             <w:rStyle w:val="Hyperlink"/>
@@ -432,13 +407,14 @@
     </w:p>
     <w:p>
       <w:pPr>
+        <w:pStyle w:val="Compact"/>
         <w:numPr>
           <w:ilvl w:val="0"/>
           <w:numId w:val="1005"/>
         </w:numPr>
       </w:pPr>
       <w:r>
-        <w:t xml:space="preserve">Published 4 papers in top-tier journals (Digital Discovery, npj Computational Materials, Angewandte Chemie)</w:t>
+        <w:t xml:space="preserve">Conceived and led LLMs Show No Signs of Individuated Metacognition (NeurIPS), with Mark E. Whiting</w:t>
       </w:r>
     </w:p>
     <w:p>
@@ -454,17 +430,389 @@
       <w:r>
         <w:rPr>
           <w:i/>
+          <w:iCs/>
         </w:rPr>
         <w:t xml:space="preserve">Integrated Masters (First Class Honours), Physics</w:t>
       </w:r>
       <w:r>
+        <w:br/>
+      </w:r>
+      <w:r>
         <w:t xml:space="preserve"> </w:t>
       </w:r>
       <w:r>
         <w:t xml:space="preserve">Sep 2015 – May 2019</w:t>
       </w:r>
-      <w:r>
-        <w:br/>
+    </w:p>
+    <w:p>
+      <w:pPr>
+        <w:pStyle w:val="Compact"/>
+        <w:numPr>
+          <w:ilvl w:val="0"/>
+          <w:numId w:val="1006"/>
+        </w:numPr>
+      </w:pPr>
+      <w:r>
+        <w:t xml:space="preserve">First Class Honours</w:t>
+      </w:r>
+    </w:p>
+    <w:p>
+      <w:pPr>
+        <w:pStyle w:val="Compact"/>
+        <w:numPr>
+          <w:ilvl w:val="0"/>
+          <w:numId w:val="1006"/>
+        </w:numPr>
+      </w:pPr>
+      <w:r>
+        <w:t xml:space="preserve">Focus on computational physics and machine learning applications</w:t>
+      </w:r>
+    </w:p>
+    <w:bookmarkEnd w:id="12"/>
+    <w:bookmarkStart w:id="13" w:name="publications"/>
+    <w:p>
+      <w:pPr>
+        <w:pStyle w:val="Heading1"/>
+      </w:pPr>
+      <w:r>
+        <w:t xml:space="preserve">Publications</w:t>
+      </w:r>
+    </w:p>
+    <w:p>
+      <w:pPr>
+        <w:pStyle w:val="Compact"/>
+        <w:numPr>
+          <w:ilvl w:val="0"/>
+          <w:numId w:val="1007"/>
+        </w:numPr>
+      </w:pPr>
+      <w:r>
+        <w:rPr>
+          <w:b/>
+          <w:bCs/>
+        </w:rPr>
+        <w:t xml:space="preserve">Stealthy Blue Noise</w:t>
+      </w:r>
+      <w:r>
+        <w:t xml:space="preserve">.</w:t>
+      </w:r>
+      <w:r>
+        <w:t xml:space="preserve"> </w:t>
+      </w:r>
+      <w:r>
+        <w:rPr>
+          <w:b/>
+          <w:bCs/>
+        </w:rPr>
+        <w:t xml:space="preserve">M. Moran</w:t>
+      </w:r>
+      <w:r>
+        <w:t xml:space="preserve">, W. Donnelly, A. Wolfe.</w:t>
+      </w:r>
+      <w:r>
+        <w:t xml:space="preserve"> </w:t>
+      </w:r>
+      <w:r>
+        <w:rPr>
+          <w:i/>
+          <w:iCs/>
+        </w:rPr>
+        <w:t xml:space="preserve">ACM Transactions on Graphics (SIGGRAPH)</w:t>
+      </w:r>
+      <w:r>
+        <w:t xml:space="preserve">.</w:t>
+      </w:r>
+    </w:p>
+    <w:p>
+      <w:pPr>
+        <w:pStyle w:val="Compact"/>
+        <w:numPr>
+          <w:ilvl w:val="0"/>
+          <w:numId w:val="1007"/>
+        </w:numPr>
+      </w:pPr>
+      <w:r>
+        <w:rPr>
+          <w:b/>
+          <w:bCs/>
+        </w:rPr>
+        <w:t xml:space="preserve">Establishing Deep InfoMax as an effective self-supervised learning methodology in materials informatics</w:t>
+      </w:r>
+      <w:r>
+        <w:t xml:space="preserve">.</w:t>
+      </w:r>
+      <w:r>
+        <w:t xml:space="preserve"> </w:t>
+      </w:r>
+      <w:r>
+        <w:rPr>
+          <w:b/>
+          <w:bCs/>
+        </w:rPr>
+        <w:t xml:space="preserve">M. Moran</w:t>
+      </w:r>
+      <w:r>
+        <w:t xml:space="preserve">, M. W. Gaultois, V. V. Gusev, D. Antypov, M. J. Rosseinsky.</w:t>
+      </w:r>
+      <w:r>
+        <w:t xml:space="preserve"> </w:t>
+      </w:r>
+      <w:r>
+        <w:rPr>
+          <w:i/>
+          <w:iCs/>
+        </w:rPr>
+        <w:t xml:space="preserve">Digital Discovery</w:t>
+      </w:r>
+      <w:r>
+        <w:t xml:space="preserve">.</w:t>
+      </w:r>
+    </w:p>
+    <w:p>
+      <w:pPr>
+        <w:pStyle w:val="Compact"/>
+        <w:numPr>
+          <w:ilvl w:val="0"/>
+          <w:numId w:val="1007"/>
+        </w:numPr>
+      </w:pPr>
+      <w:r>
+        <w:rPr>
+          <w:b/>
+          <w:bCs/>
+        </w:rPr>
+        <w:t xml:space="preserve">LLMs Show No Signs of Individuated Metacognition</w:t>
+      </w:r>
+      <w:r>
+        <w:t xml:space="preserve">.</w:t>
+      </w:r>
+      <w:r>
+        <w:t xml:space="preserve"> </w:t>
+      </w:r>
+      <w:r>
+        <w:rPr>
+          <w:b/>
+          <w:bCs/>
+        </w:rPr>
+        <w:t xml:space="preserve">M. Moran</w:t>
+      </w:r>
+      <w:r>
+        <w:t xml:space="preserve">, M. E. Whiting.</w:t>
+      </w:r>
+      <w:r>
+        <w:t xml:space="preserve"> </w:t>
+      </w:r>
+      <w:r>
+        <w:rPr>
+          <w:i/>
+          <w:iCs/>
+        </w:rPr>
+        <w:t xml:space="preserve">NeurIPS</w:t>
+      </w:r>
+      <w:r>
+        <w:t xml:space="preserve">.</w:t>
+      </w:r>
+    </w:p>
+    <w:p>
+      <w:pPr>
+        <w:pStyle w:val="Compact"/>
+        <w:numPr>
+          <w:ilvl w:val="0"/>
+          <w:numId w:val="1007"/>
+        </w:numPr>
+      </w:pPr>
+      <w:r>
+        <w:rPr>
+          <w:b/>
+          <w:bCs/>
+        </w:rPr>
+        <w:t xml:space="preserve">Site-Net: using global self-attention and real-space supercells to capture long-range interactions in crystal structures</w:t>
+      </w:r>
+      <w:r>
+        <w:t xml:space="preserve">.</w:t>
+      </w:r>
+      <w:r>
+        <w:t xml:space="preserve"> </w:t>
+      </w:r>
+      <w:r>
+        <w:rPr>
+          <w:b/>
+          <w:bCs/>
+        </w:rPr>
+        <w:t xml:space="preserve">M. Moran</w:t>
+      </w:r>
+      <w:r>
+        <w:t xml:space="preserve">, M. W. Gaultois, V. V. Gusev, D. Antypov, M. J. Rosseinsky.</w:t>
+      </w:r>
+      <w:r>
+        <w:t xml:space="preserve"> </w:t>
+      </w:r>
+      <w:r>
+        <w:rPr>
+          <w:i/>
+          <w:iCs/>
+        </w:rPr>
+        <w:t xml:space="preserve">Digital Discovery</w:t>
+      </w:r>
+      <w:r>
+        <w:t xml:space="preserve">.</w:t>
+      </w:r>
+    </w:p>
+    <w:p>
+      <w:pPr>
+        <w:pStyle w:val="Compact"/>
+        <w:numPr>
+          <w:ilvl w:val="0"/>
+          <w:numId w:val="1007"/>
+        </w:numPr>
+      </w:pPr>
+      <w:r>
+        <w:rPr>
+          <w:b/>
+          <w:bCs/>
+        </w:rPr>
+        <w:t xml:space="preserve">A database of experimentally measured lithium solid electrolyte conductivities evaluated with machine learning</w:t>
+      </w:r>
+      <w:r>
+        <w:t xml:space="preserve">. C. J. Hargreaves, M. W. Gaultois, L. M. Daniels, E. J. Watts, V. A. Kurlin,</w:t>
+      </w:r>
+      <w:r>
+        <w:t xml:space="preserve"> </w:t>
+      </w:r>
+      <w:r>
+        <w:rPr>
+          <w:b/>
+          <w:bCs/>
+        </w:rPr>
+        <w:t xml:space="preserve">M. Moran</w:t>
+      </w:r>
+      <w:r>
+        <w:t xml:space="preserve">, et al. </w:t>
+      </w:r>
+      <w:r>
+        <w:rPr>
+          <w:i/>
+          <w:iCs/>
+        </w:rPr>
+        <w:t xml:space="preserve">npj Computational Materials</w:t>
+      </w:r>
+      <w:r>
+        <w:t xml:space="preserve">.</w:t>
+      </w:r>
+    </w:p>
+    <w:p>
+      <w:pPr>
+        <w:pStyle w:val="Compact"/>
+        <w:numPr>
+          <w:ilvl w:val="0"/>
+          <w:numId w:val="1007"/>
+        </w:numPr>
+      </w:pPr>
+      <w:r>
+        <w:rPr>
+          <w:b/>
+          <w:bCs/>
+        </w:rPr>
+        <w:t xml:space="preserve">The Liverpool materials discovery server: a suite of computational tools for the collaborative discovery of materials</w:t>
+      </w:r>
+      <w:r>
+        <w:t xml:space="preserve">. S. Durdy, C. J. Hargreaves, M. Dennison, B. Wagg,</w:t>
+      </w:r>
+      <w:r>
+        <w:t xml:space="preserve"> </w:t>
+      </w:r>
+      <w:r>
+        <w:rPr>
+          <w:b/>
+          <w:bCs/>
+        </w:rPr>
+        <w:t xml:space="preserve">M. Moran</w:t>
+      </w:r>
+      <w:r>
+        <w:t xml:space="preserve">, J. A. Newnham, M. W. Gaultois, M. J. Rosseinsky, M. S. Dyer.</w:t>
+      </w:r>
+      <w:r>
+        <w:t xml:space="preserve"> </w:t>
+      </w:r>
+      <w:r>
+        <w:rPr>
+          <w:i/>
+          <w:iCs/>
+        </w:rPr>
+        <w:t xml:space="preserve">Digital Discovery</w:t>
+      </w:r>
+      <w:r>
+        <w:t xml:space="preserve">.</w:t>
+      </w:r>
+    </w:p>
+    <w:p>
+      <w:pPr>
+        <w:pStyle w:val="Compact"/>
+        <w:numPr>
+          <w:ilvl w:val="0"/>
+          <w:numId w:val="1007"/>
+        </w:numPr>
+      </w:pPr>
+      <w:r>
+        <w:rPr>
+          <w:b/>
+          <w:bCs/>
+        </w:rPr>
+        <w:t xml:space="preserve">Discovery of a Low Thermal Conductivity Oxide Guided by Probe Structure Prediction and Machine Learning</w:t>
+      </w:r>
+      <w:r>
+        <w:t xml:space="preserve">. C. M. Collins, L. M. Daniels, Q. Gibson, M. W. Gaultois,</w:t>
+      </w:r>
+      <w:r>
+        <w:t xml:space="preserve"> </w:t>
+      </w:r>
+      <w:r>
+        <w:rPr>
+          <w:b/>
+          <w:bCs/>
+        </w:rPr>
+        <w:t xml:space="preserve">M. Moran</w:t>
+      </w:r>
+      <w:r>
+        <w:t xml:space="preserve">, et al. </w:t>
+      </w:r>
+      <w:r>
+        <w:rPr>
+          <w:i/>
+          <w:iCs/>
+        </w:rPr>
+        <w:t xml:space="preserve">Angewandte Chemie International Edition</w:t>
+      </w:r>
+      <w:r>
+        <w:t xml:space="preserve">.</w:t>
+      </w:r>
+    </w:p>
+    <w:bookmarkEnd w:id="13"/>
+    <w:bookmarkStart w:id="14" w:name="skills"/>
+    <w:p>
+      <w:pPr>
+        <w:pStyle w:val="Heading1"/>
+      </w:pPr>
+      <w:r>
+        <w:t xml:space="preserve">Skills</w:t>
+      </w:r>
+    </w:p>
+    <w:p>
+      <w:pPr>
+        <w:pStyle w:val="FirstParagraph"/>
+      </w:pPr>
+      <w:r>
+        <w:rPr>
+          <w:b/>
+          <w:bCs/>
+        </w:rPr>
+        <w:t xml:space="preserve">Languages &amp; Frameworks.</w:t>
+      </w:r>
+      <w:r>
+        <w:t xml:space="preserve"> </w:t>
+      </w:r>
+      <w:r>
+        <w:t xml:space="preserve">Python, C++, MATLAB, C#, Java, CUDA, JavaScript, PyTorch (Lightning), TensorFlow/Keras, JAX, Scikit-learn, PyTorch Geometric, Hugging Face, DeepSpeed, NumPy, Pandas, SciPy, Ray, XGBoost, ONNX</w:t>
       </w:r>
     </w:p>
     <w:p>
@@ -472,40 +820,82 @@
         <w:pStyle w:val="BodyText"/>
       </w:pPr>
       <w:r>
-        <w:br/>
-      </w:r>
-    </w:p>
-    <w:p>
-      <w:pPr>
-        <w:numPr>
-          <w:ilvl w:val="0"/>
-          <w:numId w:val="1006"/>
-        </w:numPr>
-      </w:pPr>
-      <w:r>
-        <w:t xml:space="preserve">First Class Honours</w:t>
-      </w:r>
-    </w:p>
-    <w:p>
-      <w:pPr>
-        <w:numPr>
-          <w:ilvl w:val="0"/>
-          <w:numId w:val="1006"/>
-        </w:numPr>
-      </w:pPr>
-      <w:r>
-        <w:t xml:space="preserve">Focus on computational physics and machine learning applications</w:t>
-      </w:r>
-    </w:p>
+        <w:rPr>
+          <w:b/>
+          <w:bCs/>
+        </w:rPr>
+        <w:t xml:space="preserve">AI/ML Specializations.</w:t>
+      </w:r>
+      <w:r>
+        <w:t xml:space="preserve"> </w:t>
+      </w:r>
+      <w:r>
+        <w:t xml:space="preserve">Large Language Models, Transformer Architectures, Deep Learning, Representation Learning, Generative AI (Diffusion Models, VAEs, GANs), Graph Neural Networks, Geometric Deep Learning, Contrastive Learning, Neural NLP, Computer Vision</w:t>
+      </w:r>
+    </w:p>
+    <w:p>
+      <w:pPr>
+        <w:pStyle w:val="BodyText"/>
+      </w:pPr>
+      <w:r>
+        <w:rPr>
+          <w:b/>
+          <w:bCs/>
+        </w:rPr>
+        <w:t xml:space="preserve">Systems &amp; Infrastructure.</w:t>
+      </w:r>
+      <w:r>
+        <w:t xml:space="preserve"> </w:t>
+      </w:r>
+      <w:r>
+        <w:t xml:space="preserve">HPC (SLURM), Distributed Training, GPU Compute (CUDA Kernels), OpenMP, Graphics Programming (HLSL, GLSL), Real-time Physics Simulation, Game Engines (Unreal, Frostbite, Unity), Docker, Singularity, MLOps, Azure, Full Stack Development, Agentic Systems, MongoDB, SQLite, HDF5</w:t>
+      </w:r>
+    </w:p>
+    <w:p>
+      <w:pPr>
+        <w:pStyle w:val="BodyText"/>
+      </w:pPr>
+      <w:r>
+        <w:rPr>
+          <w:b/>
+          <w:bCs/>
+        </w:rPr>
+        <w:t xml:space="preserve">Domain Expertise.</w:t>
+      </w:r>
+      <w:r>
+        <w:t xml:space="preserve"> </w:t>
+      </w:r>
+      <w:r>
+        <w:t xml:space="preserve">Materials Science, DFT (Density Functional Theory), Molecular Dynamics, Crystallography, VASP, ASE (Atomic Simulation Environment), Frontier AI Safety, Scientific AI Verification, Real-time Game AI, Physics Simulation, Computational Chemistry, Low-level Systems (6502 Assembly, C++/CLI)</w:t>
+      </w:r>
+    </w:p>
+    <w:p>
+      <w:pPr>
+        <w:pStyle w:val="BodyText"/>
+      </w:pPr>
+      <w:r>
+        <w:rPr>
+          <w:b/>
+          <w:bCs/>
+        </w:rPr>
+        <w:t xml:space="preserve">Game Development.</w:t>
+      </w:r>
+      <w:r>
+        <w:t xml:space="preserve"> </w:t>
+      </w:r>
+      <w:r>
+        <w:t xml:space="preserve">Unreal, Unity, Frostbite, Perforce</w:t>
+      </w:r>
+    </w:p>
+    <w:bookmarkEnd w:id="14"/>
+    <w:bookmarkStart w:id="15" w:name="interests"/>
     <w:p>
       <w:pPr>
         <w:pStyle w:val="Heading1"/>
       </w:pPr>
-      <w:bookmarkStart w:id="24" w:name="skills"/>
-      <w:r>
-        <w:t xml:space="preserve">Skills</w:t>
-      </w:r>
-      <w:bookmarkEnd w:id="24"/>
+      <w:r>
+        <w:t xml:space="preserve">Interests</w:t>
+      </w:r>
     </w:p>
     <w:p>
       <w:pPr>
@@ -514,14 +904,15 @@
       <w:r>
         <w:rPr>
           <w:b/>
-        </w:rPr>
-        <w:t xml:space="preserve">Languages &amp; Frameworks.</w:t>
-      </w:r>
-      <w:r>
-        <w:t xml:space="preserve"> </w:t>
-      </w:r>
-      <w:r>
-        <w:t xml:space="preserve">Python, C++, MATLAB, C#, Java, CUDA, JavaScript, PyTorch (Lightning), TensorFlow/Keras, JAX, Scikit-learn, PyTorch Geometric, Hugging Face, DeepSpeed, NumPy, Pandas, SciPy, Ray, XGBoost, ONNX</w:t>
+          <w:bCs/>
+        </w:rPr>
+        <w:t xml:space="preserve">Creative Pursuits.</w:t>
+      </w:r>
+      <w:r>
+        <w:t xml:space="preserve"> </w:t>
+      </w:r>
+      <w:r>
+        <w:t xml:space="preserve">Tabletop RPG design and community coordination, Vocal performance (classical and extended techniques), Retro game development (6502 assembly for NES)</w:t>
       </w:r>
     </w:p>
     <w:p>
@@ -531,14 +922,15 @@
       <w:r>
         <w:rPr>
           <w:b/>
-        </w:rPr>
-        <w:t xml:space="preserve">AI/ML Specializations.</w:t>
-      </w:r>
-      <w:r>
-        <w:t xml:space="preserve"> </w:t>
-      </w:r>
-      <w:r>
-        <w:t xml:space="preserve">Large Language Models, Transformer Architectures, Deep Learning, Representation Learning, Generative AI (Diffusion Models, VAEs, GANs), Graph Neural Networks, Geometric Deep Learning, Contrastive Learning, Neural NLP, Computer Vision</w:t>
+          <w:bCs/>
+        </w:rPr>
+        <w:t xml:space="preserve">Philosophy &amp; Ethics.</w:t>
+      </w:r>
+      <w:r>
+        <w:t xml:space="preserve"> </w:t>
+      </w:r>
+      <w:r>
+        <w:t xml:space="preserve">Philosophy of technology, Applied ethics and moral philosophy, History of ideas</w:t>
       </w:r>
     </w:p>
     <w:p>
@@ -548,101 +940,7 @@
       <w:r>
         <w:rPr>
           <w:b/>
-        </w:rPr>
-        <w:t xml:space="preserve">Systems &amp; Infrastructure.</w:t>
-      </w:r>
-      <w:r>
-        <w:t xml:space="preserve"> </w:t>
-      </w:r>
-      <w:r>
-        <w:t xml:space="preserve">HPC (SLURM), Distributed Training, GPU Compute (CUDA Kernels), OpenMP, Graphics Programming (HLSL, GLSL), Real-time Physics Simulation, Game Engines (Unreal, Frostbite, Unity), Docker, Singularity, MLOps, Azure, Full Stack Development, Agentic Systems, MongoDB, SQLite, HDF5</w:t>
-      </w:r>
-    </w:p>
-    <w:p>
-      <w:pPr>
-        <w:pStyle w:val="BodyText"/>
-      </w:pPr>
-      <w:r>
-        <w:rPr>
-          <w:b/>
-        </w:rPr>
-        <w:t xml:space="preserve">Domain Expertise.</w:t>
-      </w:r>
-      <w:r>
-        <w:t xml:space="preserve"> </w:t>
-      </w:r>
-      <w:r>
-        <w:t xml:space="preserve">Materials Science, DFT (Density Functional Theory), Molecular Dynamics, Crystallography, VASP, ASE (Atomic Simulation Environment), Frontier AI Safety, Scientific AI Verification, Real-time Game AI, Physics Simulation, Computational Chemistry, Low-level Systems (6502 Assembly, C++/CLI)</w:t>
-      </w:r>
-    </w:p>
-    <w:p>
-      <w:pPr>
-        <w:pStyle w:val="BodyText"/>
-      </w:pPr>
-      <w:r>
-        <w:rPr>
-          <w:b/>
-        </w:rPr>
-        <w:t xml:space="preserve">Game Development.</w:t>
-      </w:r>
-      <w:r>
-        <w:t xml:space="preserve"> </w:t>
-      </w:r>
-      <w:r>
-        <w:t xml:space="preserve">Unreal, Unity, Frostbite, Perforce</w:t>
-      </w:r>
-    </w:p>
-    <w:p>
-      <w:pPr>
-        <w:pStyle w:val="Heading1"/>
-      </w:pPr>
-      <w:bookmarkStart w:id="25" w:name="interests"/>
-      <w:r>
-        <w:t xml:space="preserve">Interests</w:t>
-      </w:r>
-      <w:bookmarkEnd w:id="25"/>
-    </w:p>
-    <w:p>
-      <w:pPr>
-        <w:pStyle w:val="FirstParagraph"/>
-      </w:pPr>
-      <w:r>
-        <w:rPr>
-          <w:b/>
-        </w:rPr>
-        <w:t xml:space="preserve">Creative Pursuits.</w:t>
-      </w:r>
-      <w:r>
-        <w:t xml:space="preserve"> </w:t>
-      </w:r>
-      <w:r>
-        <w:t xml:space="preserve">Tabletop RPG design and community coordination, Vocal performance (classical and extended techniques), Retro game development (6502 assembly for NES)</w:t>
-      </w:r>
-    </w:p>
-    <w:p>
-      <w:pPr>
-        <w:pStyle w:val="BodyText"/>
-      </w:pPr>
-      <w:r>
-        <w:rPr>
-          <w:b/>
-        </w:rPr>
-        <w:t xml:space="preserve">Philosophy &amp; Ethics.</w:t>
-      </w:r>
-      <w:r>
-        <w:t xml:space="preserve"> </w:t>
-      </w:r>
-      <w:r>
-        <w:t xml:space="preserve">Philosophy of technology, Applied ethics and moral philosophy, History of ideas</w:t>
-      </w:r>
-    </w:p>
-    <w:p>
-      <w:pPr>
-        <w:pStyle w:val="BodyText"/>
-      </w:pPr>
-      <w:r>
-        <w:rPr>
-          <w:b/>
+          <w:bCs/>
         </w:rPr>
         <w:t xml:space="preserve">Quantitative Hobbies.</w:t>
       </w:r>
@@ -653,7 +951,12 @@
         <w:t xml:space="preserve">Market microstructure, Network dynamics, Complex systems modeling</w:t>
       </w:r>
     </w:p>
-    <w:sectPr/>
+    <w:bookmarkEnd w:id="15"/>
+    <w:sectPr>
+      <w:footnotePr>
+        <w:numRestart w:val="eachSect"/>
+      </w:footnotePr>
+    </w:sectPr>
   </w:body>
 </w:document>
 </file>
@@ -684,17 +987,14 @@
 <file path=word/numbering.xml><?xml version="1.0" encoding="utf-8"?>
 <w:numbering xmlns:w="http://schemas.openxmlformats.org/wordprocessingml/2006/main">
   <w:abstractNum w:abstractNumId="990">
-    <w:nsid w:val="2c1ae401"/>
+    <w:nsid w:val="0000A990"/>
     <w:multiLevelType w:val="multilevel"/>
     <w:lvl w:ilvl="0">
       <w:numFmt w:val="bullet"/>
       <w:lvlText w:val=" "/>
       <w:lvlJc w:val="left"/>
       <w:pPr>
-        <w:tabs>
-          <w:tab w:val="num" w:pos="0"/>
-        </w:tabs>
-        <w:ind w:left="480" w:hanging="480"/>
+        <w:ind w:left="720" w:hanging="360"/>
       </w:pPr>
     </w:lvl>
     <w:lvl w:ilvl="1">
@@ -702,10 +1002,7 @@
       <w:lvlText w:val=" "/>
       <w:lvlJc w:val="left"/>
       <w:pPr>
-        <w:tabs>
-          <w:tab w:val="num" w:pos="720"/>
-        </w:tabs>
-        <w:ind w:left="1200" w:hanging="480"/>
+        <w:ind w:left="1440" w:hanging="360"/>
       </w:pPr>
     </w:lvl>
     <w:lvl w:ilvl="2">
@@ -713,10 +1010,7 @@
       <w:lvlText w:val=" "/>
       <w:lvlJc w:val="left"/>
       <w:pPr>
-        <w:tabs>
-          <w:tab w:val="num" w:pos="1440"/>
-        </w:tabs>
-        <w:ind w:left="1920" w:hanging="480"/>
+        <w:ind w:left="2160" w:hanging="360"/>
       </w:pPr>
     </w:lvl>
     <w:lvl w:ilvl="3">
@@ -724,10 +1018,7 @@
       <w:lvlText w:val=" "/>
       <w:lvlJc w:val="left"/>
       <w:pPr>
-        <w:tabs>
-          <w:tab w:val="num" w:pos="2160"/>
-        </w:tabs>
-        <w:ind w:left="2640" w:hanging="480"/>
+        <w:ind w:left="2880" w:hanging="360"/>
       </w:pPr>
     </w:lvl>
     <w:lvl w:ilvl="4">
@@ -735,10 +1026,7 @@
       <w:lvlText w:val=" "/>
       <w:lvlJc w:val="left"/>
       <w:pPr>
-        <w:tabs>
-          <w:tab w:val="num" w:pos="2880"/>
-        </w:tabs>
-        <w:ind w:left="3360" w:hanging="480"/>
+        <w:ind w:left="3600" w:hanging="360"/>
       </w:pPr>
     </w:lvl>
     <w:lvl w:ilvl="5">
@@ -746,10 +1034,7 @@
       <w:lvlText w:val=" "/>
       <w:lvlJc w:val="left"/>
       <w:pPr>
-        <w:tabs>
-          <w:tab w:val="num" w:pos="3600"/>
-        </w:tabs>
-        <w:ind w:left="4080" w:hanging="480"/>
+        <w:ind w:left="4320" w:hanging="360"/>
       </w:pPr>
     </w:lvl>
     <w:lvl w:ilvl="6">
@@ -757,10 +1042,7 @@
       <w:lvlText w:val=" "/>
       <w:lvlJc w:val="left"/>
       <w:pPr>
-        <w:tabs>
-          <w:tab w:val="num" w:pos="4320"/>
-        </w:tabs>
-        <w:ind w:left="4800" w:hanging="480"/>
+        <w:ind w:left="5040" w:hanging="360"/>
       </w:pPr>
     </w:lvl>
     <w:lvl w:ilvl="7">
@@ -768,10 +1050,7 @@
       <w:lvlText w:val=" "/>
       <w:lvlJc w:val="left"/>
       <w:pPr>
-        <w:tabs>
-          <w:tab w:val="num" w:pos="5040"/>
-        </w:tabs>
-        <w:ind w:left="5520" w:hanging="480"/>
+        <w:ind w:left="5760" w:hanging="360"/>
       </w:pPr>
     </w:lvl>
     <w:lvl w:ilvl="8">
@@ -779,114 +1058,111 @@
       <w:lvlText w:val=" "/>
       <w:lvlJc w:val="left"/>
       <w:pPr>
-        <w:tabs>
-          <w:tab w:val="num" w:pos="5760"/>
-        </w:tabs>
-        <w:ind w:left="6240" w:hanging="480"/>
+        <w:ind w:left="6480" w:hanging="360"/>
       </w:pPr>
     </w:lvl>
   </w:abstractNum>
   <w:abstractNum w:abstractNumId="991">
-    <w:nsid w:val="ea454b4c"/>
+    <w:nsid w:val="0000A991"/>
     <w:multiLevelType w:val="multilevel"/>
     <w:lvl w:ilvl="0">
       <w:numFmt w:val="bullet"/>
-      <w:lvlText w:val="•"/>
+      <w:lvlText w:val=""/>
       <w:lvlJc w:val="left"/>
       <w:pPr>
-        <w:tabs>
-          <w:tab w:val="num" w:pos="0"/>
-        </w:tabs>
-        <w:ind w:left="480" w:hanging="480"/>
-      </w:pPr>
+        <w:ind w:left="720" w:hanging="360"/>
+      </w:pPr>
+      <w:rPr>
+        <w:rFonts w:ascii="Symbol" w:hAnsi="Symbol" w:cs="Symbol" w:hint="default"/>
+      </w:rPr>
     </w:lvl>
     <w:lvl w:ilvl="1">
       <w:numFmt w:val="bullet"/>
-      <w:lvlText w:val="–"/>
+      <w:lvlText w:val="o"/>
       <w:lvlJc w:val="left"/>
       <w:pPr>
-        <w:tabs>
-          <w:tab w:val="num" w:pos="720"/>
-        </w:tabs>
-        <w:ind w:left="1200" w:hanging="480"/>
-      </w:pPr>
+        <w:ind w:left="1440" w:hanging="360"/>
+      </w:pPr>
+      <w:rPr>
+        <w:rFonts w:ascii="Courier New" w:hAnsi="Courier New" w:cs="Courier New" w:hint="default"/>
+      </w:rPr>
     </w:lvl>
     <w:lvl w:ilvl="2">
       <w:numFmt w:val="bullet"/>
-      <w:lvlText w:val="•"/>
+      <w:lvlText w:val=""/>
       <w:lvlJc w:val="left"/>
       <w:pPr>
-        <w:tabs>
-          <w:tab w:val="num" w:pos="1440"/>
-        </w:tabs>
-        <w:ind w:left="1920" w:hanging="480"/>
-      </w:pPr>
+        <w:ind w:left="2160" w:hanging="360"/>
+      </w:pPr>
+      <w:rPr>
+        <w:rFonts w:ascii="Wingdings" w:hAnsi="Wingdings" w:cs="Wingdings" w:hint="default"/>
+      </w:rPr>
     </w:lvl>
     <w:lvl w:ilvl="3">
       <w:numFmt w:val="bullet"/>
-      <w:lvlText w:val="–"/>
+      <w:lvlText w:val=""/>
       <w:lvlJc w:val="left"/>
       <w:pPr>
-        <w:tabs>
-          <w:tab w:val="num" w:pos="2160"/>
-        </w:tabs>
-        <w:ind w:left="2640" w:hanging="480"/>
-      </w:pPr>
+        <w:ind w:left="2880" w:hanging="360"/>
+      </w:pPr>
+      <w:rPr>
+        <w:rFonts w:ascii="Symbol" w:hAnsi="Symbol" w:cs="Symbol" w:hint="default"/>
+      </w:rPr>
     </w:lvl>
     <w:lvl w:ilvl="4">
       <w:numFmt w:val="bullet"/>
-      <w:lvlText w:val="•"/>
+      <w:lvlText w:val="o"/>
       <w:lvlJc w:val="left"/>
       <w:pPr>
-        <w:tabs>
-          <w:tab w:val="num" w:pos="2880"/>
-        </w:tabs>
-        <w:ind w:left="3360" w:hanging="480"/>
-      </w:pPr>
+        <w:ind w:left="3600" w:hanging="360"/>
+      </w:pPr>
+      <w:rPr>
+        <w:rFonts w:ascii="Courier New" w:hAnsi="Courier New" w:cs="Courier New" w:hint="default"/>
+      </w:rPr>
     </w:lvl>
     <w:lvl w:ilvl="5">
       <w:numFmt w:val="bullet"/>
-      <w:lvlText w:val="–"/>
+      <w:lvlText w:val=""/>
       <w:lvlJc w:val="left"/>
       <w:pPr>
-        <w:tabs>
-          <w:tab w:val="num" w:pos="3600"/>
-        </w:tabs>
-        <w:ind w:left="4080" w:hanging="480"/>
-      </w:pPr>
+        <w:ind w:left="4320" w:hanging="360"/>
+      </w:pPr>
+      <w:rPr>
+        <w:rFonts w:ascii="Wingdings" w:hAnsi="Wingdings" w:cs="Wingdings" w:hint="default"/>
+      </w:rPr>
     </w:lvl>
     <w:lvl w:ilvl="6">
       <w:numFmt w:val="bullet"/>
-      <w:lvlText w:val="•"/>
+      <w:lvlText w:val=""/>
       <w:lvlJc w:val="left"/>
       <w:pPr>
-        <w:tabs>
-          <w:tab w:val="num" w:pos="4320"/>
-        </w:tabs>
-        <w:ind w:left="4800" w:hanging="480"/>
-      </w:pPr>
+        <w:ind w:left="5040" w:hanging="360"/>
+      </w:pPr>
+      <w:rPr>
+        <w:rFonts w:ascii="Symbol" w:hAnsi="Symbol" w:cs="Symbol" w:hint="default"/>
+      </w:rPr>
     </w:lvl>
     <w:lvl w:ilvl="7">
       <w:numFmt w:val="bullet"/>
-      <w:lvlText w:val="–"/>
+      <w:lvlText w:val="o"/>
       <w:lvlJc w:val="left"/>
       <w:pPr>
-        <w:tabs>
-          <w:tab w:val="num" w:pos="5040"/>
-        </w:tabs>
-        <w:ind w:left="5520" w:hanging="480"/>
-      </w:pPr>
+        <w:ind w:left="5760" w:hanging="360"/>
+      </w:pPr>
+      <w:rPr>
+        <w:rFonts w:ascii="Courier New" w:hAnsi="Courier New" w:cs="Courier New" w:hint="default"/>
+      </w:rPr>
     </w:lvl>
     <w:lvl w:ilvl="8">
       <w:numFmt w:val="bullet"/>
-      <w:lvlText w:val="•"/>
+      <w:lvlText w:val=""/>
       <w:lvlJc w:val="left"/>
       <w:pPr>
-        <w:tabs>
-          <w:tab w:val="num" w:pos="5760"/>
-        </w:tabs>
-        <w:ind w:left="6240" w:hanging="480"/>
-      </w:pPr>
+        <w:ind w:left="6480" w:hanging="360"/>
+      </w:pPr>
+      <w:rPr>
+        <w:rFonts w:ascii="Wingdings" w:hAnsi="Wingdings" w:cs="Wingdings" w:hint="default"/>
+      </w:rPr>
     </w:lvl>
   </w:abstractNum>
   <w:num w:numId="1000">
@@ -910,6 +1186,9 @@
   <w:num w:numId="1006">
     <w:abstractNumId w:val="991"/>
   </w:num>
+  <w:num w:numId="1007">
+    <w:abstractNumId w:val="991"/>
+  </w:num>
 </w:numbering>
 </file>
 
@@ -918,10 +1197,10 @@
   <w:docDefaults>
     <w:rPrDefault>
       <w:rPr>
-        <w:rFonts w:asciiTheme="minorHAnsi" w:eastAsiaTheme="minorHAnsi" w:hAnsiTheme="minorHAnsi" w:cstheme="minorBidi"/>
+        <w:rFonts w:asciiTheme="minorHAnsi" w:cstheme="minorBidi" w:eastAsiaTheme="minorHAnsi" w:hAnsiTheme="minorHAnsi"/>
         <w:sz w:val="24"/>
         <w:szCs w:val="24"/>
-        <w:lang w:val="en-US" w:eastAsia="en-US" w:bidi="ar-SA"/>
+        <w:lang w:bidi="ar-SA" w:eastAsia="en-US" w:val="en-US"/>
       </w:rPr>
     </w:rPrDefault>
     <w:pPrDefault>
@@ -930,91 +1209,145 @@
       </w:pPr>
     </w:pPrDefault>
   </w:docDefaults>
-  <w:latentStyles w:defLockedState="0" w:defUIPriority="0" w:defSemiHidden="0" w:defUnhideWhenUsed="0" w:defQFormat="0" w:count="276"/>
-  <w:style w:type="paragraph" w:default="1" w:styleId="Normal">
+  <w:latentStyles w:count="276" w:defLockedState="0" w:defQFormat="0" w:defSemiHidden="0" w:defUIPriority="0" w:defUnhideWhenUsed="0"/>
+  <w:style w:default="1" w:styleId="Normal" w:type="paragraph">
     <w:name w:val="Normal"/>
     <w:qFormat/>
   </w:style>
-  <w:style w:type="paragraph" w:styleId="BodyText">
+  <w:style w:styleId="BodyText" w:type="paragraph">
     <w:name w:val="Body Text"/>
     <w:basedOn w:val="Normal"/>
     <w:link w:val="BodyTextChar"/>
-    <w:pPr>
-      <w:spacing w:before="180" w:after="180"/>
-    </w:pPr>
-    <w:qFormat/>
-  </w:style>
-  <w:style w:type="paragraph" w:customStyle="1" w:styleId="FirstParagraph">
+    <w:qFormat/>
+    <w:pPr>
+      <w:spacing w:after="180" w:before="180"/>
+    </w:pPr>
+  </w:style>
+  <w:style w:customStyle="1" w:styleId="FirstParagraph" w:type="paragraph">
     <w:name w:val="First Paragraph"/>
     <w:basedOn w:val="BodyText"/>
     <w:next w:val="BodyText"/>
     <w:qFormat/>
   </w:style>
-  <w:style w:type="paragraph" w:customStyle="1" w:styleId="Compact">
+  <w:style w:customStyle="1" w:styleId="Compact" w:type="paragraph">
     <w:name w:val="Compact"/>
     <w:basedOn w:val="BodyText"/>
     <w:qFormat/>
     <w:pPr>
-      <w:spacing w:before="36" w:after="36"/>
-    </w:pPr>
-  </w:style>
-  <w:style w:type="paragraph" w:styleId="Title">
+      <w:spacing w:after="36" w:before="36"/>
+    </w:pPr>
+  </w:style>
+  <w:style w:styleId="Title" w:type="paragraph">
     <w:name w:val="Title"/>
     <w:basedOn w:val="Normal"/>
     <w:next w:val="BodyText"/>
-    <w:qFormat/>
-    <w:pPr>
-      <w:keepNext/>
-      <w:keepLines/>
-      <w:spacing w:before="480" w:after="240"/>
+    <w:link w:val="TitleChar"/>
+    <w:uiPriority w:val="10"/>
+    <w:qFormat/>
+    <w:rsid w:val="00A10FD9"/>
+    <w:pPr>
+      <w:spacing w:after="80" w:line="240" w:lineRule="auto"/>
+      <w:contextualSpacing/>
       <w:jc w:val="center"/>
     </w:pPr>
     <w:rPr>
-      <w:rFonts w:asciiTheme="majorHAnsi" w:eastAsiaTheme="majorEastAsia" w:hAnsiTheme="majorHAnsi" w:cstheme="majorBidi"/>
-      <w:b/>
-      <w:bCs/>
-      <w:color w:val="345A8A" w:themeColor="accent1" w:themeShade="B5"/>
-      <w:sz w:val="36"/>
-      <w:szCs w:val="36"/>
-    </w:rPr>
-  </w:style>
-  <w:style w:type="paragraph" w:styleId="Subtitle">
+      <w:rFonts w:asciiTheme="majorHAnsi" w:cstheme="majorBidi" w:eastAsiaTheme="majorEastAsia" w:hAnsiTheme="majorHAnsi"/>
+      <w:sz w:val="56"/>
+      <w:szCs w:val="56"/>
+    </w:rPr>
+  </w:style>
+  <w:style w:customStyle="1" w:styleId="TitleChar" w:type="character">
+    <w:name w:val="Title Char"/>
+    <w:basedOn w:val="DefaultParagraphFont"/>
+    <w:link w:val="Title"/>
+    <w:uiPriority w:val="10"/>
+    <w:rsid w:val="00A10FD9"/>
+    <w:rPr>
+      <w:rFonts w:asciiTheme="majorHAnsi" w:cstheme="majorBidi" w:eastAsiaTheme="majorEastAsia" w:hAnsiTheme="majorHAnsi"/>
+      <w:sz w:val="56"/>
+      <w:szCs w:val="56"/>
+    </w:rPr>
+  </w:style>
+  <w:style w:styleId="Subtitle" w:type="paragraph">
     <w:name w:val="Subtitle"/>
     <w:basedOn w:val="Title"/>
     <w:next w:val="BodyText"/>
+    <w:link w:val="SubtitleChar"/>
+    <w:uiPriority w:val="11"/>
+    <w:qFormat/>
+    <w:rsid w:val="00A10FD9"/>
+    <w:pPr>
+      <w:numPr>
+        <w:ilvl w:val="1"/>
+      </w:numPr>
+    </w:pPr>
+    <w:rPr>
+      <w:rFonts w:cstheme="majorBidi" w:eastAsiaTheme="majorEastAsia"/>
+      <w:spacing w:val="15"/>
+      <w:sz w:val="28"/>
+      <w:szCs w:val="28"/>
+    </w:rPr>
+  </w:style>
+  <w:style w:customStyle="1" w:styleId="SubtitleChar" w:type="character">
+    <w:name w:val="Subtitle Char"/>
+    <w:basedOn w:val="DefaultParagraphFont"/>
+    <w:link w:val="Subtitle"/>
+    <w:uiPriority w:val="11"/>
+    <w:rsid w:val="00A10FD9"/>
+    <w:rPr>
+      <w:rFonts w:cstheme="majorBidi" w:eastAsiaTheme="majorEastAsia"/>
+      <w:color w:themeColor="text1" w:themeTint="A6" w:val="595959"/>
+      <w:spacing w:val="15"/>
+      <w:sz w:val="28"/>
+      <w:szCs w:val="28"/>
+    </w:rPr>
+  </w:style>
+  <w:style w:customStyle="1" w:styleId="Author" w:type="paragraph">
+    <w:name w:val="Author"/>
+    <w:basedOn w:val="Title"/>
+    <w:next w:val="BodyText"/>
     <w:qFormat/>
     <w:pPr>
       <w:keepNext/>
       <w:keepLines/>
-      <w:spacing w:before="240" w:after="240"/>
-      <w:jc w:val="center"/>
-    </w:pPr>
-    <w:rPr>
-      <w:sz w:val="30"/>
-      <w:szCs w:val="30"/>
-    </w:rPr>
-  </w:style>
-  <w:style w:type="paragraph" w:customStyle="1" w:styleId="Author">
-    <w:name w:val="Author"/>
+    </w:pPr>
+    <w:rPr>
+      <w:sz w:val="24"/>
+      <w:szCs w:val="24"/>
+    </w:rPr>
+  </w:style>
+  <w:style w:styleId="Date" w:type="paragraph">
+    <w:name w:val="Date"/>
+    <w:basedOn w:val="Title"/>
     <w:next w:val="BodyText"/>
     <w:qFormat/>
     <w:pPr>
       <w:keepNext/>
       <w:keepLines/>
-      <w:jc w:val="center"/>
-    </w:pPr>
-  </w:style>
-  <w:style w:type="paragraph" w:styleId="Date">
-    <w:name w:val="Date"/>
-    <w:next w:val="BodyText"/>
+    </w:pPr>
+    <w:rPr>
+      <w:sz w:val="24"/>
+      <w:szCs w:val="24"/>
+    </w:rPr>
+  </w:style>
+  <w:style w:customStyle="1" w:styleId="AbstractTitle" w:type="paragraph">
+    <w:name w:val="Abstract Title"/>
+    <w:basedOn w:val="Normal"/>
+    <w:next w:val="Abstract"/>
     <w:qFormat/>
     <w:pPr>
       <w:keepNext/>
       <w:keepLines/>
+      <w:spacing w:after="0" w:before="300"/>
       <w:jc w:val="center"/>
     </w:pPr>
-  </w:style>
-  <w:style w:type="paragraph" w:customStyle="1" w:styleId="Abstract">
+    <w:rPr>
+      <w:b/>
+      <w:sz w:val="20"/>
+      <w:szCs w:val="20"/>
+    </w:rPr>
+  </w:style>
+  <w:style w:customStyle="1" w:styleId="Abstract" w:type="paragraph">
     <w:name w:val="Abstract"/>
     <w:basedOn w:val="Normal"/>
     <w:next w:val="BodyText"/>
@@ -1022,14 +1355,14 @@
     <w:pPr>
       <w:keepNext/>
       <w:keepLines/>
-      <w:spacing w:before="300" w:after="300"/>
+      <w:spacing w:after="300" w:before="100"/>
     </w:pPr>
     <w:rPr>
       <w:sz w:val="20"/>
       <w:szCs w:val="20"/>
     </w:rPr>
   </w:style>
-  <w:style w:type="paragraph" w:styleId="Bibliography">
+  <w:style w:styleId="Bibliography" w:type="paragraph">
     <w:name w:val="Bibliography"/>
     <w:basedOn w:val="Normal"/>
     <w:next w:val="Bibliography"/>
@@ -1037,195 +1370,325 @@
     <w:pPr/>
     <w:rPr/>
   </w:style>
-  <w:style w:type="paragraph" w:styleId="Heading1">
-    <w:name w:val="Heading 1"/>
+  <w:style w:styleId="Heading1" w:type="paragraph">
+    <w:name w:val="heading 1"/>
     <w:basedOn w:val="Normal"/>
     <w:next w:val="BodyText"/>
+    <w:link w:val="Heading1Char"/>
     <w:uiPriority w:val="9"/>
     <w:qFormat/>
+    <w:rsid w:val="00A10FD9"/>
     <w:pPr>
       <w:keepNext/>
       <w:keepLines/>
-      <w:spacing w:before="480" w:after="0"/>
+      <w:spacing w:after="80" w:before="360"/>
       <w:outlineLvl w:val="0"/>
     </w:pPr>
     <w:rPr>
-      <w:rFonts w:asciiTheme="majorHAnsi" w:eastAsiaTheme="majorEastAsia" w:hAnsiTheme="majorHAnsi" w:cstheme="majorBidi"/>
-      <w:b/>
-      <w:bCs/>
-      <w:color w:val="4F81BD" w:themeColor="accent1"/>
+      <w:rFonts w:asciiTheme="majorHAnsi" w:cstheme="majorBidi" w:eastAsiaTheme="majorEastAsia" w:hAnsiTheme="majorHAnsi"/>
+      <w:color w:themeColor="accent1" w:themeShade="BF" w:val="0F4761"/>
+      <w:sz w:val="40"/>
+      <w:szCs w:val="40"/>
+    </w:rPr>
+  </w:style>
+  <w:style w:styleId="Heading2" w:type="paragraph">
+    <w:name w:val="heading 2"/>
+    <w:basedOn w:val="Normal"/>
+    <w:next w:val="BodyText"/>
+    <w:link w:val="Heading2Char"/>
+    <w:uiPriority w:val="9"/>
+    <w:semiHidden/>
+    <w:unhideWhenUsed/>
+    <w:qFormat/>
+    <w:rsid w:val="00A10FD9"/>
+    <w:pPr>
+      <w:keepNext/>
+      <w:keepLines/>
+      <w:spacing w:after="80" w:before="160"/>
+      <w:outlineLvl w:val="1"/>
+    </w:pPr>
+    <w:rPr>
+      <w:rFonts w:asciiTheme="majorHAnsi" w:cstheme="majorBidi" w:eastAsiaTheme="majorEastAsia" w:hAnsiTheme="majorHAnsi"/>
+      <w:color w:themeColor="accent1" w:themeShade="BF" w:val="0F4761"/>
       <w:sz w:val="32"/>
       <w:szCs w:val="32"/>
     </w:rPr>
   </w:style>
-  <w:style w:type="paragraph" w:styleId="Heading2">
-    <w:name w:val="Heading 2"/>
+  <w:style w:styleId="Heading3" w:type="paragraph">
+    <w:name w:val="heading 3"/>
     <w:basedOn w:val="Normal"/>
     <w:next w:val="BodyText"/>
+    <w:link w:val="Heading3Char"/>
     <w:uiPriority w:val="9"/>
+    <w:semiHidden/>
     <w:unhideWhenUsed/>
     <w:qFormat/>
+    <w:rsid w:val="00A10FD9"/>
     <w:pPr>
       <w:keepNext/>
       <w:keepLines/>
-      <w:spacing w:before="200" w:after="0"/>
-      <w:outlineLvl w:val="1"/>
-    </w:pPr>
-    <w:rPr>
-      <w:rFonts w:asciiTheme="majorHAnsi" w:eastAsiaTheme="majorEastAsia" w:hAnsiTheme="majorHAnsi" w:cstheme="majorBidi"/>
-      <w:b/>
-      <w:bCs/>
-      <w:color w:val="4F81BD" w:themeColor="accent1"/>
+      <w:spacing w:after="80" w:before="160"/>
+      <w:outlineLvl w:val="2"/>
+    </w:pPr>
+    <w:rPr>
+      <w:rFonts w:cstheme="majorBidi" w:eastAsiaTheme="majorEastAsia"/>
+      <w:color w:themeColor="accent1" w:themeShade="BF" w:val="0F4761"/>
       <w:sz w:val="28"/>
       <w:szCs w:val="28"/>
     </w:rPr>
   </w:style>
-  <w:style w:type="paragraph" w:styleId="Heading3">
-    <w:name w:val="Heading 3"/>
+  <w:style w:styleId="Heading4" w:type="paragraph">
+    <w:name w:val="heading 4"/>
     <w:basedOn w:val="Normal"/>
     <w:next w:val="BodyText"/>
+    <w:link w:val="Heading4Char"/>
     <w:uiPriority w:val="9"/>
+    <w:semiHidden/>
     <w:unhideWhenUsed/>
     <w:qFormat/>
+    <w:rsid w:val="00A10FD9"/>
     <w:pPr>
       <w:keepNext/>
       <w:keepLines/>
-      <w:spacing w:before="200" w:after="0"/>
-      <w:outlineLvl w:val="2"/>
-    </w:pPr>
-    <w:rPr>
-      <w:rFonts w:asciiTheme="majorHAnsi" w:eastAsiaTheme="majorEastAsia" w:hAnsiTheme="majorHAnsi" w:cstheme="majorBidi"/>
-      <w:b/>
-      <w:bCs/>
-      <w:color w:val="4F81BD" w:themeColor="accent1"/>
-      <w:sz w:val="24"/>
-      <w:szCs w:val="24"/>
-    </w:rPr>
-  </w:style>
-  <w:style w:type="paragraph" w:styleId="Heading4">
-    <w:name w:val="Heading 4"/>
+      <w:spacing w:after="40" w:before="80"/>
+      <w:outlineLvl w:val="3"/>
+    </w:pPr>
+    <w:rPr>
+      <w:rFonts w:cstheme="majorBidi" w:eastAsiaTheme="majorEastAsia"/>
+      <w:i/>
+      <w:iCs/>
+      <w:color w:themeColor="accent1" w:themeShade="BF" w:val="0F4761"/>
+    </w:rPr>
+  </w:style>
+  <w:style w:styleId="Heading5" w:type="paragraph">
+    <w:name w:val="heading 5"/>
     <w:basedOn w:val="Normal"/>
     <w:next w:val="BodyText"/>
+    <w:link w:val="Heading5Char"/>
     <w:uiPriority w:val="9"/>
+    <w:semiHidden/>
     <w:unhideWhenUsed/>
     <w:qFormat/>
+    <w:rsid w:val="00A10FD9"/>
     <w:pPr>
       <w:keepNext/>
       <w:keepLines/>
-      <w:spacing w:before="200" w:after="0"/>
-      <w:outlineLvl w:val="3"/>
-    </w:pPr>
-    <w:rPr>
-      <w:rFonts w:asciiTheme="majorHAnsi" w:eastAsiaTheme="majorEastAsia" w:hAnsiTheme="majorHAnsi" w:cstheme="majorBidi"/>
-      <w:i/>
-      <w:bCs/>
-      <w:color w:val="4F81BD" w:themeColor="accent1"/>
-      <w:sz w:val="24"/>
-      <w:szCs w:val="24"/>
-    </w:rPr>
-  </w:style>
-  <w:style w:type="paragraph" w:styleId="Heading5">
-    <w:name w:val="Heading 5"/>
+      <w:spacing w:after="40" w:before="80"/>
+      <w:outlineLvl w:val="4"/>
+    </w:pPr>
+    <w:rPr>
+      <w:rFonts w:cstheme="majorBidi" w:eastAsiaTheme="majorEastAsia"/>
+      <w:color w:themeColor="accent1" w:themeShade="BF" w:val="0F4761"/>
+    </w:rPr>
+  </w:style>
+  <w:style w:styleId="Heading6" w:type="paragraph">
+    <w:name w:val="heading 6"/>
     <w:basedOn w:val="Normal"/>
     <w:next w:val="BodyText"/>
+    <w:link w:val="Heading6Char"/>
     <w:uiPriority w:val="9"/>
+    <w:semiHidden/>
     <w:unhideWhenUsed/>
     <w:qFormat/>
+    <w:rsid w:val="00A10FD9"/>
     <w:pPr>
       <w:keepNext/>
       <w:keepLines/>
-      <w:spacing w:before="200" w:after="0"/>
-      <w:outlineLvl w:val="4"/>
-    </w:pPr>
-    <w:rPr>
-      <w:rFonts w:asciiTheme="majorHAnsi" w:eastAsiaTheme="majorEastAsia" w:hAnsiTheme="majorHAnsi" w:cstheme="majorBidi"/>
+      <w:spacing w:after="0" w:before="40"/>
+      <w:outlineLvl w:val="5"/>
+    </w:pPr>
+    <w:rPr>
+      <w:rFonts w:cstheme="majorBidi" w:eastAsiaTheme="majorEastAsia"/>
+      <w:i/>
       <w:iCs/>
-      <w:color w:val="4F81BD" w:themeColor="accent1"/>
-      <w:sz w:val="24"/>
-      <w:szCs w:val="24"/>
-    </w:rPr>
-  </w:style>
-  <w:style w:type="paragraph" w:styleId="Heading6">
-    <w:name w:val="Heading 6"/>
+      <w:color w:themeColor="text1" w:themeTint="A6" w:val="595959"/>
+    </w:rPr>
+  </w:style>
+  <w:style w:styleId="Heading7" w:type="paragraph">
+    <w:name w:val="heading 7"/>
     <w:basedOn w:val="Normal"/>
     <w:next w:val="BodyText"/>
+    <w:link w:val="Heading7Char"/>
     <w:uiPriority w:val="9"/>
+    <w:semiHidden/>
     <w:unhideWhenUsed/>
     <w:qFormat/>
+    <w:rsid w:val="00A10FD9"/>
     <w:pPr>
       <w:keepNext/>
       <w:keepLines/>
-      <w:spacing w:before="200" w:after="0"/>
-      <w:outlineLvl w:val="5"/>
-    </w:pPr>
-    <w:rPr>
-      <w:rFonts w:asciiTheme="majorHAnsi" w:eastAsiaTheme="majorEastAsia" w:hAnsiTheme="majorHAnsi" w:cstheme="majorBidi"/>
-      <w:color w:val="4F81BD" w:themeColor="accent1"/>
-      <w:sz w:val="24"/>
-      <w:szCs w:val="24"/>
-    </w:rPr>
-  </w:style>
-  <w:style w:type="paragraph" w:styleId="Heading7">
-    <w:name w:val="Heading 7"/>
+      <w:spacing w:after="0" w:before="40"/>
+      <w:outlineLvl w:val="6"/>
+    </w:pPr>
+    <w:rPr>
+      <w:rFonts w:cstheme="majorBidi" w:eastAsiaTheme="majorEastAsia"/>
+      <w:color w:themeColor="text1" w:themeTint="A6" w:val="595959"/>
+    </w:rPr>
+  </w:style>
+  <w:style w:styleId="Heading8" w:type="paragraph">
+    <w:name w:val="heading 8"/>
     <w:basedOn w:val="Normal"/>
     <w:next w:val="BodyText"/>
+    <w:link w:val="Heading8Char"/>
     <w:uiPriority w:val="9"/>
+    <w:semiHidden/>
     <w:unhideWhenUsed/>
     <w:qFormat/>
+    <w:rsid w:val="00A10FD9"/>
     <w:pPr>
       <w:keepNext/>
       <w:keepLines/>
-      <w:spacing w:before="200" w:after="0"/>
-      <w:outlineLvl w:val="6"/>
-    </w:pPr>
-    <w:rPr>
-      <w:rFonts w:asciiTheme="majorHAnsi" w:eastAsiaTheme="majorEastAsia" w:hAnsiTheme="majorHAnsi" w:cstheme="majorBidi"/>
-      <w:color w:val="4F81BD" w:themeColor="accent1"/>
-      <w:sz w:val="24"/>
-      <w:szCs w:val="24"/>
-    </w:rPr>
-  </w:style>
-  <w:style w:type="paragraph" w:styleId="Heading8">
-    <w:name w:val="Heading 8"/>
+      <w:spacing w:after="0"/>
+      <w:outlineLvl w:val="7"/>
+    </w:pPr>
+    <w:rPr>
+      <w:rFonts w:cstheme="majorBidi" w:eastAsiaTheme="majorEastAsia"/>
+      <w:i/>
+      <w:iCs/>
+      <w:color w:themeColor="text1" w:themeTint="D8" w:val="272727"/>
+    </w:rPr>
+  </w:style>
+  <w:style w:styleId="Heading9" w:type="paragraph">
+    <w:name w:val="heading 9"/>
     <w:basedOn w:val="Normal"/>
     <w:next w:val="BodyText"/>
+    <w:link w:val="Heading9Char"/>
     <w:uiPriority w:val="9"/>
+    <w:semiHidden/>
     <w:unhideWhenUsed/>
     <w:qFormat/>
+    <w:rsid w:val="00A10FD9"/>
     <w:pPr>
       <w:keepNext/>
       <w:keepLines/>
-      <w:spacing w:before="200" w:after="0"/>
-      <w:outlineLvl w:val="7"/>
-    </w:pPr>
-    <w:rPr>
-      <w:rFonts w:asciiTheme="majorHAnsi" w:eastAsiaTheme="majorEastAsia" w:hAnsiTheme="majorHAnsi" w:cstheme="majorBidi"/>
-      <w:color w:val="4F81BD" w:themeColor="accent1"/>
-      <w:sz w:val="24"/>
-      <w:szCs w:val="24"/>
-    </w:rPr>
-  </w:style>
-  <w:style w:type="paragraph" w:styleId="Heading9">
-    <w:name w:val="Heading 9"/>
-    <w:basedOn w:val="Normal"/>
-    <w:next w:val="BodyText"/>
+      <w:spacing w:after="0"/>
+      <w:outlineLvl w:val="8"/>
+    </w:pPr>
+    <w:rPr>
+      <w:rFonts w:cstheme="majorBidi" w:eastAsiaTheme="majorEastAsia"/>
+      <w:color w:themeColor="text1" w:themeTint="D8" w:val="272727"/>
+    </w:rPr>
+  </w:style>
+  <w:style w:customStyle="1" w:styleId="Heading1Char" w:type="character">
+    <w:name w:val="Heading 1 Char"/>
+    <w:basedOn w:val="DefaultParagraphFont"/>
+    <w:link w:val="Heading1"/>
     <w:uiPriority w:val="9"/>
-    <w:unhideWhenUsed/>
-    <w:qFormat/>
-    <w:pPr>
-      <w:keepNext/>
-      <w:keepLines/>
-      <w:spacing w:before="200" w:after="0"/>
-      <w:outlineLvl w:val="8"/>
-    </w:pPr>
-    <w:rPr>
-      <w:rFonts w:asciiTheme="majorHAnsi" w:eastAsiaTheme="majorEastAsia" w:hAnsiTheme="majorHAnsi" w:cstheme="majorBidi"/>
-      <w:color w:val="4F81BD" w:themeColor="accent1"/>
-      <w:sz w:val="24"/>
-      <w:szCs w:val="24"/>
-    </w:rPr>
-  </w:style>
-  <w:style w:type="paragraph" w:styleId="BlockText">
+    <w:rsid w:val="00A10FD9"/>
+    <w:rPr>
+      <w:rFonts w:asciiTheme="majorHAnsi" w:cstheme="majorBidi" w:eastAsiaTheme="majorEastAsia" w:hAnsiTheme="majorHAnsi"/>
+      <w:color w:themeColor="accent1" w:themeShade="BF" w:val="0F4761"/>
+      <w:sz w:val="40"/>
+      <w:szCs w:val="40"/>
+    </w:rPr>
+  </w:style>
+  <w:style w:customStyle="1" w:styleId="Heading2Char" w:type="character">
+    <w:name w:val="Heading 2 Char"/>
+    <w:basedOn w:val="DefaultParagraphFont"/>
+    <w:link w:val="Heading2"/>
+    <w:uiPriority w:val="9"/>
+    <w:semiHidden/>
+    <w:rsid w:val="00A10FD9"/>
+    <w:rPr>
+      <w:rFonts w:asciiTheme="majorHAnsi" w:cstheme="majorBidi" w:eastAsiaTheme="majorEastAsia" w:hAnsiTheme="majorHAnsi"/>
+      <w:color w:themeColor="accent1" w:themeShade="BF" w:val="0F4761"/>
+      <w:sz w:val="32"/>
+      <w:szCs w:val="32"/>
+    </w:rPr>
+  </w:style>
+  <w:style w:customStyle="1" w:styleId="Heading3Char" w:type="character">
+    <w:name w:val="Heading 3 Char"/>
+    <w:basedOn w:val="DefaultParagraphFont"/>
+    <w:link w:val="Heading3"/>
+    <w:uiPriority w:val="9"/>
+    <w:semiHidden/>
+    <w:rsid w:val="00A10FD9"/>
+    <w:rPr>
+      <w:rFonts w:cstheme="majorBidi" w:eastAsiaTheme="majorEastAsia"/>
+      <w:color w:themeColor="accent1" w:themeShade="BF" w:val="0F4761"/>
+      <w:sz w:val="28"/>
+      <w:szCs w:val="28"/>
+    </w:rPr>
+  </w:style>
+  <w:style w:customStyle="1" w:styleId="Heading4Char" w:type="character">
+    <w:name w:val="Heading 4 Char"/>
+    <w:basedOn w:val="DefaultParagraphFont"/>
+    <w:link w:val="Heading4"/>
+    <w:uiPriority w:val="9"/>
+    <w:semiHidden/>
+    <w:rsid w:val="00A10FD9"/>
+    <w:rPr>
+      <w:rFonts w:cstheme="majorBidi" w:eastAsiaTheme="majorEastAsia"/>
+      <w:i/>
+      <w:iCs/>
+      <w:color w:themeColor="accent1" w:themeShade="BF" w:val="0F4761"/>
+    </w:rPr>
+  </w:style>
+  <w:style w:customStyle="1" w:styleId="Heading5Char" w:type="character">
+    <w:name w:val="Heading 5 Char"/>
+    <w:basedOn w:val="DefaultParagraphFont"/>
+    <w:link w:val="Heading5"/>
+    <w:uiPriority w:val="9"/>
+    <w:semiHidden/>
+    <w:rsid w:val="00A10FD9"/>
+    <w:rPr>
+      <w:rFonts w:cstheme="majorBidi" w:eastAsiaTheme="majorEastAsia"/>
+      <w:color w:themeColor="accent1" w:themeShade="BF" w:val="0F4761"/>
+    </w:rPr>
+  </w:style>
+  <w:style w:customStyle="1" w:styleId="Heading6Char" w:type="character">
+    <w:name w:val="Heading 6 Char"/>
+    <w:basedOn w:val="DefaultParagraphFont"/>
+    <w:link w:val="Heading6"/>
+    <w:uiPriority w:val="9"/>
+    <w:semiHidden/>
+    <w:rsid w:val="00A10FD9"/>
+    <w:rPr>
+      <w:rFonts w:cstheme="majorBidi" w:eastAsiaTheme="majorEastAsia"/>
+      <w:i/>
+      <w:iCs/>
+      <w:color w:themeColor="text1" w:themeTint="A6" w:val="595959"/>
+    </w:rPr>
+  </w:style>
+  <w:style w:customStyle="1" w:styleId="Heading7Char" w:type="character">
+    <w:name w:val="Heading 7 Char"/>
+    <w:basedOn w:val="DefaultParagraphFont"/>
+    <w:link w:val="Heading7"/>
+    <w:uiPriority w:val="9"/>
+    <w:semiHidden/>
+    <w:rsid w:val="00A10FD9"/>
+    <w:rPr>
+      <w:rFonts w:cstheme="majorBidi" w:eastAsiaTheme="majorEastAsia"/>
+      <w:color w:themeColor="text1" w:themeTint="A6" w:val="595959"/>
+    </w:rPr>
+  </w:style>
+  <w:style w:customStyle="1" w:styleId="Heading8Char" w:type="character">
+    <w:name w:val="Heading 8 Char"/>
+    <w:basedOn w:val="DefaultParagraphFont"/>
+    <w:link w:val="Heading8"/>
+    <w:uiPriority w:val="9"/>
+    <w:semiHidden/>
+    <w:rsid w:val="00A10FD9"/>
+    <w:rPr>
+      <w:rFonts w:cstheme="majorBidi" w:eastAsiaTheme="majorEastAsia"/>
+      <w:i/>
+      <w:iCs/>
+      <w:color w:themeColor="text1" w:themeTint="D8" w:val="272727"/>
+    </w:rPr>
+  </w:style>
+  <w:style w:customStyle="1" w:styleId="Heading9Char" w:type="character">
+    <w:name w:val="Heading 9 Char"/>
+    <w:basedOn w:val="DefaultParagraphFont"/>
+    <w:link w:val="Heading9"/>
+    <w:uiPriority w:val="9"/>
+    <w:semiHidden/>
+    <w:rsid w:val="00A10FD9"/>
+    <w:rPr>
+      <w:rFonts w:cstheme="majorBidi" w:eastAsiaTheme="majorEastAsia"/>
+      <w:color w:themeColor="text1" w:themeTint="D8" w:val="272727"/>
+    </w:rPr>
+  </w:style>
+  <w:style w:styleId="BlockText" w:type="paragraph">
     <w:name w:val="Block Text"/>
     <w:basedOn w:val="BodyText"/>
     <w:next w:val="BodyText"/>
@@ -1233,11 +1696,11 @@
     <w:unhideWhenUsed/>
     <w:qFormat/>
     <w:pPr>
-      <w:spacing w:before="100" w:after="100"/>
+      <w:spacing w:after="100" w:before="100"/>
       <w:ind w:firstLine="0" w:left="480" w:right="480"/>
     </w:pPr>
   </w:style>
-  <w:style w:type="paragraph" w:styleId="FootnoteText">
+  <w:style w:styleId="FootnoteText" w:type="paragraph">
     <w:name w:val="Footnote Text"/>
     <w:basedOn w:val="Normal"/>
     <w:next w:val="FootnoteText"/>
@@ -1245,28 +1708,55 @@
     <w:unhideWhenUsed/>
     <w:qFormat/>
   </w:style>
-  <w:style w:type="character" w:default="1" w:styleId="DefaultParagraphFont">
+  <w:style w:styleId="FootnoteBlockText" w:type="paragraph">
+    <w:name w:val="Footnote Block Text"/>
+    <w:basedOn w:val="FootnoteText"/>
+    <w:next w:val="FootnoteText"/>
+    <w:uiPriority w:val="9"/>
+    <w:unhideWhenUsed/>
+    <w:qFormat/>
+    <w:pPr>
+      <w:spacing w:after="100" w:before="100"/>
+      <w:ind w:firstLine="0" w:left="480" w:right="480"/>
+    </w:pPr>
+  </w:style>
+  <w:style w:default="1" w:styleId="DefaultParagraphFont" w:type="character">
     <w:name w:val="Default Paragraph Font"/>
     <w:semiHidden/>
     <w:unhideWhenUsed/>
   </w:style>
-  <w:style w:type="table" w:default="1" w:styleId="Table">
+  <w:style w:default="1" w:styleId="Table" w:type="table">
     <w:name w:val="Table"/>
     <w:basedOn w:val="TableNormal"/>
     <w:semiHidden/>
     <w:unhideWhenUsed/>
     <w:qFormat/>
     <w:tblPr>
-      <w:tblInd w:w="0" w:type="dxa"/>
+      <w:tblInd w:type="dxa" w:w="0"/>
       <w:tblCellMar>
-        <w:top w:w="0" w:type="dxa"/>
-        <w:left w:w="108" w:type="dxa"/>
-        <w:bottom w:w="0" w:type="dxa"/>
-        <w:right w:w="108" w:type="dxa"/>
+        <w:top w:type="dxa" w:w="0"/>
+        <w:left w:type="dxa" w:w="108"/>
+        <w:bottom w:type="dxa" w:w="0"/>
+        <w:right w:type="dxa" w:w="108"/>
       </w:tblCellMar>
     </w:tblPr>
-  </w:style>
-  <w:style w:type="paragraph" w:customStyle="1" w:styleId="DefinitionTerm">
+    <w:tblStylePr w:type="firstRow">
+      <w:tblPr>
+        <w:jc w:val="left"/>
+        <w:tblInd w:type="dxa" w:w="0"/>
+      </w:tblPr>
+      <w:trPr>
+        <w:jc w:val="left"/>
+      </w:trPr>
+      <w:tcPr>
+        <w:tcBorders>
+          <w:bottom w:val="single"/>
+        </w:tcBorders>
+        <w:vAlign w:val="bottom"/>
+      </w:tcPr>
+    </w:tblStylePr>
+  </w:style>
+  <w:style w:customStyle="1" w:styleId="DefinitionTerm" w:type="paragraph">
     <w:name w:val="Definition Term"/>
     <w:basedOn w:val="Normal"/>
     <w:next w:val="Definition"/>
@@ -1279,49 +1769,49 @@
       <w:b/>
     </w:rPr>
   </w:style>
-  <w:style w:type="paragraph" w:customStyle="1" w:styleId="Definition">
+  <w:style w:customStyle="1" w:styleId="Definition" w:type="paragraph">
     <w:name w:val="Definition"/>
     <w:basedOn w:val="Normal"/>
   </w:style>
-  <w:style w:type="paragraph" w:styleId="Caption">
+  <w:style w:styleId="Caption" w:type="paragraph">
     <w:name w:val="Caption"/>
     <w:basedOn w:val="Normal"/>
     <w:link w:val="BodyTextChar"/>
     <w:pPr>
-      <w:spacing w:before="0" w:after="120"/>
+      <w:spacing w:after="120" w:before="0"/>
     </w:pPr>
     <w:rPr>
       <w:i/>
     </w:rPr>
   </w:style>
-  <w:style w:type="paragraph" w:customStyle="1" w:styleId="TableCaption">
+  <w:style w:customStyle="1" w:styleId="TableCaption" w:type="paragraph">
     <w:name w:val="Table Caption"/>
     <w:basedOn w:val="Caption"/>
     <w:pPr>
       <w:keepNext/>
     </w:pPr>
   </w:style>
-  <w:style w:type="paragraph" w:customStyle="1" w:styleId="ImageCaption">
+  <w:style w:customStyle="1" w:styleId="ImageCaption" w:type="paragraph">
     <w:name w:val="Image Caption"/>
     <w:basedOn w:val="Caption"/>
   </w:style>
-  <w:style w:type="paragraph" w:customStyle="1" w:styleId="Figure">
+  <w:style w:customStyle="1" w:styleId="Figure" w:type="paragraph">
     <w:name w:val="Figure"/>
     <w:basedOn w:val="Normal"/>
   </w:style>
-  <w:style w:type="paragraph" w:customStyle="1" w:styleId="CaptionedFigure">
+  <w:style w:customStyle="1" w:styleId="CaptionedFigure" w:type="paragraph">
     <w:name w:val="Captioned Figure"/>
     <w:basedOn w:val="Figure"/>
     <w:pPr>
       <w:keepNext/>
     </w:pPr>
   </w:style>
-  <w:style w:type="character" w:customStyle="1" w:styleId="BodyTextChar">
+  <w:style w:customStyle="1" w:styleId="BodyTextChar" w:type="character">
     <w:name w:val="Body Text Char"/>
     <w:basedOn w:val="DefaultParagraphFont"/>
     <w:link w:val="BodyText"/>
   </w:style>
-  <w:style w:type="character" w:customStyle="1" w:styleId="VerbatimChar">
+  <w:style w:customStyle="1" w:styleId="VerbatimChar" w:type="character">
     <w:name w:val="Verbatim Char"/>
     <w:basedOn w:val="BodyTextChar"/>
     <w:rPr>
@@ -1329,21 +1819,25 @@
       <w:sz w:val="22"/>
     </w:rPr>
   </w:style>
-  <w:style w:type="character" w:styleId="FootnoteReference">
+  <w:style w:customStyle="1" w:styleId="SectionNumber" w:type="character">
+    <w:name w:val="Section Number"/>
+    <w:basedOn w:val="BodyTextChar"/>
+  </w:style>
+  <w:style w:styleId="FootnoteReference" w:type="character">
     <w:name w:val="Footnote Reference"/>
     <w:basedOn w:val="BodyTextChar"/>
     <w:rPr>
       <w:vertAlign w:val="superscript"/>
     </w:rPr>
   </w:style>
-  <w:style w:type="character" w:styleId="Hyperlink">
+  <w:style w:styleId="Hyperlink" w:type="character">
     <w:name w:val="Hyperlink"/>
     <w:basedOn w:val="BodyTextChar"/>
     <w:rPr>
-      <w:color w:val="4F81BD" w:themeColor="accent1"/>
-    </w:rPr>
-  </w:style>
-  <w:style w:type="paragraph" w:styleId="TOCHeading">
+      <w:color w:themeColor="accent1" w:val="4F81BD"/>
+    </w:rPr>
+  </w:style>
+  <w:style w:styleId="TOCHeading" w:type="paragraph">
     <w:name w:val="TOC Heading"/>
     <w:basedOn w:val="Heading1"/>
     <w:next w:val="BodyText"/>
@@ -1355,10 +1849,10 @@
       <w:outlineLvl w:val="9"/>
     </w:pPr>
     <w:rPr>
-      <w:rFonts w:asciiTheme="majorHAnsi" w:eastAsiaTheme="majorEastAsia" w:hAnsiTheme="majorHAnsi" w:cstheme="majorBidi"/>
+      <w:rFonts w:asciiTheme="majorHAnsi" w:cstheme="majorBidi" w:eastAsiaTheme="majorEastAsia" w:hAnsiTheme="majorHAnsi"/>
       <w:b w:val="0"/>
       <w:bCs w:val="0"/>
-      <w:color w:val="365F91" w:themeColor="accent1" w:themeShade="BF"/>
+      <w:color w:themeColor="accent1" w:themeShade="BF" w:val="365F91"/>
     </w:rPr>
   </w:style>
   <w:style w:type="paragraph" w:customStyle="1" w:styleId="SourceCode">
@@ -1373,8 +1867,8 @@
     <w:name w:val="KeywordTok"/>
     <w:basedOn w:val="VerbatimChar"/>
     <w:rPr>
+      <w:b/>
       <w:color w:val="007020"/>
-      <w:b/>
     </w:rPr>
   </w:style>
   <w:style w:type="character" w:customStyle="1" w:styleId="DataTypeTok">
@@ -1450,40 +1944,43 @@
   <w:style w:type="character" w:customStyle="1" w:styleId="ImportTok">
     <w:name w:val="ImportTok"/>
     <w:basedOn w:val="VerbatimChar"/>
-    <w:rPr/>
+    <w:rPr>
+      <w:b/>
+      <w:color w:val="008000"/>
+    </w:rPr>
   </w:style>
   <w:style w:type="character" w:customStyle="1" w:styleId="CommentTok">
     <w:name w:val="CommentTok"/>
     <w:basedOn w:val="VerbatimChar"/>
     <w:rPr>
+      <w:i/>
       <w:color w:val="60a0b0"/>
-      <w:i/>
     </w:rPr>
   </w:style>
   <w:style w:type="character" w:customStyle="1" w:styleId="DocumentationTok">
     <w:name w:val="DocumentationTok"/>
     <w:basedOn w:val="VerbatimChar"/>
     <w:rPr>
+      <w:i/>
       <w:color w:val="ba2121"/>
-      <w:i/>
     </w:rPr>
   </w:style>
   <w:style w:type="character" w:customStyle="1" w:styleId="AnnotationTok">
     <w:name w:val="AnnotationTok"/>
     <w:basedOn w:val="VerbatimChar"/>
     <w:rPr>
-      <w:color w:val="60a0b0"/>
       <w:b/>
       <w:i/>
+      <w:color w:val="60a0b0"/>
     </w:rPr>
   </w:style>
   <w:style w:type="character" w:customStyle="1" w:styleId="CommentVarTok">
     <w:name w:val="CommentVarTok"/>
     <w:basedOn w:val="VerbatimChar"/>
     <w:rPr>
-      <w:color w:val="60a0b0"/>
       <w:b/>
       <w:i/>
+      <w:color w:val="60a0b0"/>
     </w:rPr>
   </w:style>
   <w:style w:type="character" w:customStyle="1" w:styleId="OtherTok">
@@ -1511,8 +2008,8 @@
     <w:name w:val="ControlFlowTok"/>
     <w:basedOn w:val="VerbatimChar"/>
     <w:rPr>
+      <w:b/>
       <w:color w:val="007020"/>
-      <w:b/>
     </w:rPr>
   </w:style>
   <w:style w:type="character" w:customStyle="1" w:styleId="OperatorTok">
@@ -1525,7 +2022,9 @@
   <w:style w:type="character" w:customStyle="1" w:styleId="BuiltInTok">
     <w:name w:val="BuiltInTok"/>
     <w:basedOn w:val="VerbatimChar"/>
-    <w:rPr/>
+    <w:rPr>
+      <w:color w:val="008000"/>
+    </w:rPr>
   </w:style>
   <w:style w:type="character" w:customStyle="1" w:styleId="ExtensionTok">
     <w:name w:val="ExtensionTok"/>
@@ -1555,34 +2054,34 @@
     <w:name w:val="InformationTok"/>
     <w:basedOn w:val="VerbatimChar"/>
     <w:rPr>
-      <w:color w:val="60a0b0"/>
       <w:b/>
       <w:i/>
+      <w:color w:val="60a0b0"/>
     </w:rPr>
   </w:style>
   <w:style w:type="character" w:customStyle="1" w:styleId="WarningTok">
     <w:name w:val="WarningTok"/>
     <w:basedOn w:val="VerbatimChar"/>
     <w:rPr>
-      <w:color w:val="60a0b0"/>
       <w:b/>
       <w:i/>
+      <w:color w:val="60a0b0"/>
     </w:rPr>
   </w:style>
   <w:style w:type="character" w:customStyle="1" w:styleId="AlertTok">
     <w:name w:val="AlertTok"/>
     <w:basedOn w:val="VerbatimChar"/>
     <w:rPr>
+      <w:b/>
       <w:color w:val="ff0000"/>
-      <w:b/>
     </w:rPr>
   </w:style>
   <w:style w:type="character" w:customStyle="1" w:styleId="ErrorTok">
     <w:name w:val="ErrorTok"/>
     <w:basedOn w:val="VerbatimChar"/>
     <w:rPr>
+      <w:b/>
       <w:color w:val="ff0000"/>
-      <w:b/>
     </w:rPr>
   </w:style>
   <w:style w:type="character" w:customStyle="1" w:styleId="NormalTok">
@@ -1604,44 +2103,44 @@
         <a:sysClr val="window" lastClr="FFFFFF"/>
       </a:lt1>
       <a:dk2>
-        <a:srgbClr val="1F497D"/>
+        <a:srgbClr val="0E2841"/>
       </a:dk2>
       <a:lt2>
-        <a:srgbClr val="EEECE1"/>
+        <a:srgbClr val="E8E8E8"/>
       </a:lt2>
       <a:accent1>
-        <a:srgbClr val="4F81BD"/>
+        <a:srgbClr val="156082"/>
       </a:accent1>
       <a:accent2>
-        <a:srgbClr val="C0504D"/>
+        <a:srgbClr val="E97132"/>
       </a:accent2>
       <a:accent3>
-        <a:srgbClr val="9BBB59"/>
+        <a:srgbClr val="196B24"/>
       </a:accent3>
       <a:accent4>
-        <a:srgbClr val="8064A2"/>
+        <a:srgbClr val="0F9ED5"/>
       </a:accent4>
       <a:accent5>
-        <a:srgbClr val="4BACC6"/>
+        <a:srgbClr val="A02B93"/>
       </a:accent5>
       <a:accent6>
-        <a:srgbClr val="F79646"/>
+        <a:srgbClr val="4EA72E"/>
       </a:accent6>
       <a:hlink>
-        <a:srgbClr val="0000FF"/>
+        <a:srgbClr val="467886"/>
       </a:hlink>
       <a:folHlink>
-        <a:srgbClr val="800080"/>
+        <a:srgbClr val="96607D"/>
       </a:folHlink>
     </a:clrScheme>
     <a:fontScheme name="Office">
       <a:majorFont>
-        <a:latin typeface="Calibri"/>
+        <a:latin typeface="Aptos Display" panose="02110004020202020204"/>
         <a:ea typeface=""/>
         <a:cs typeface=""/>
-        <a:font script="Jpan" typeface="ＭＳ ゴシック"/>
+        <a:font script="Jpan" typeface="游ゴシック Light"/>
         <a:font script="Hang" typeface="맑은 고딕"/>
-        <a:font script="Hans" typeface="宋体"/>
+        <a:font script="Hans" typeface="等线 Light"/>
         <a:font script="Hant" typeface="新細明體"/>
         <a:font script="Arab" typeface="Times New Roman"/>
         <a:font script="Hebr" typeface="Times New Roman"/>
@@ -1668,14 +2167,32 @@
         <a:font script="Mong" typeface="Mongolian Baiti"/>
         <a:font script="Viet" typeface="Times New Roman"/>
         <a:font script="Uigh" typeface="Microsoft Uighur"/>
+        <a:font script="Geor" typeface="Sylfaen"/>
+        <a:font script="Armn" typeface="Arial"/>
+        <a:font script="Bugi" typeface="Leelawadee UI"/>
+        <a:font script="Bopo" typeface="Microsoft JhengHei"/>
+        <a:font script="Java" typeface="Javanese Text"/>
+        <a:font script="Lisu" typeface="Segoe UI"/>
+        <a:font script="Mymr" typeface="Myanmar Text"/>
+        <a:font script="Nkoo" typeface="Ebrima"/>
+        <a:font script="Olck" typeface="Nirmala UI"/>
+        <a:font script="Osma" typeface="Ebrima"/>
+        <a:font script="Phag" typeface="Phagspa"/>
+        <a:font script="Syrn" typeface="Estrangelo Edessa"/>
+        <a:font script="Syrj" typeface="Estrangelo Edessa"/>
+        <a:font script="Syre" typeface="Estrangelo Edessa"/>
+        <a:font script="Sora" typeface="Nirmala UI"/>
+        <a:font script="Tale" typeface="Microsoft Tai Le"/>
+        <a:font script="Talu" typeface="Microsoft New Tai Lue"/>
+        <a:font script="Tfng" typeface="Ebrima"/>
       </a:majorFont>
       <a:minorFont>
-        <a:latin typeface="Cambria"/>
+        <a:latin typeface="Aptos" panose="02110004020202020204"/>
         <a:ea typeface=""/>
         <a:cs typeface=""/>
-        <a:font script="Jpan" typeface="ＭＳ 明朝"/>
+        <a:font script="Jpan" typeface="游明朝"/>
         <a:font script="Hang" typeface="맑은 고딕"/>
-        <a:font script="Hans" typeface="宋体"/>
+        <a:font script="Hans" typeface="等线"/>
         <a:font script="Hant" typeface="新細明體"/>
         <a:font script="Arab" typeface="Arial"/>
         <a:font script="Hebr" typeface="Arial"/>
@@ -1702,6 +2219,24 @@
         <a:font script="Mong" typeface="Mongolian Baiti"/>
         <a:font script="Viet" typeface="Arial"/>
         <a:font script="Uigh" typeface="Microsoft Uighur"/>
+        <a:font script="Geor" typeface="Sylfaen"/>
+        <a:font script="Armn" typeface="Arial"/>
+        <a:font script="Bugi" typeface="Leelawadee UI"/>
+        <a:font script="Bopo" typeface="Microsoft JhengHei"/>
+        <a:font script="Java" typeface="Javanese Text"/>
+        <a:font script="Lisu" typeface="Segoe UI"/>
+        <a:font script="Mymr" typeface="Myanmar Text"/>
+        <a:font script="Nkoo" typeface="Ebrima"/>
+        <a:font script="Olck" typeface="Nirmala UI"/>
+        <a:font script="Osma" typeface="Ebrima"/>
+        <a:font script="Phag" typeface="Phagspa"/>
+        <a:font script="Syrn" typeface="Estrangelo Edessa"/>
+        <a:font script="Syrj" typeface="Estrangelo Edessa"/>
+        <a:font script="Syre" typeface="Estrangelo Edessa"/>
+        <a:font script="Sora" typeface="Nirmala UI"/>
+        <a:font script="Tale" typeface="Microsoft Tai Le"/>
+        <a:font script="Talu" typeface="Microsoft New Tai Lue"/>
+        <a:font script="Tfng" typeface="Ebrima"/>
       </a:minorFont>
     </a:fontScheme>
     <a:fmtScheme name="Office">
@@ -1713,200 +2248,141 @@
           <a:gsLst>
             <a:gs pos="0">
               <a:schemeClr val="phClr">
-                <a:tint val="50000"/>
-                <a:satMod val="300000"/>
+                <a:lumMod val="110000"/>
+                <a:satMod val="105000"/>
+                <a:tint val="67000"/>
               </a:schemeClr>
             </a:gs>
-            <a:gs pos="35000">
+            <a:gs pos="50000">
               <a:schemeClr val="phClr">
-                <a:tint val="37000"/>
-                <a:satMod val="300000"/>
+                <a:lumMod val="105000"/>
+                <a:satMod val="103000"/>
+                <a:tint val="73000"/>
               </a:schemeClr>
             </a:gs>
             <a:gs pos="100000">
               <a:schemeClr val="phClr">
-                <a:tint val="15000"/>
-                <a:satMod val="350000"/>
+                <a:lumMod val="105000"/>
+                <a:satMod val="109000"/>
+                <a:tint val="81000"/>
               </a:schemeClr>
             </a:gs>
           </a:gsLst>
-          <a:lin ang="16200000" scaled="1"/>
+          <a:lin ang="5400000" scaled="0"/>
         </a:gradFill>
         <a:gradFill rotWithShape="1">
           <a:gsLst>
             <a:gs pos="0">
               <a:schemeClr val="phClr">
-                <a:tint val="100000"/>
+                <a:satMod val="103000"/>
+                <a:lumMod val="102000"/>
+                <a:tint val="94000"/>
+              </a:schemeClr>
+            </a:gs>
+            <a:gs pos="50000">
+              <a:schemeClr val="phClr">
+                <a:satMod val="110000"/>
+                <a:lumMod val="100000"/>
                 <a:shade val="100000"/>
-                <a:satMod val="130000"/>
               </a:schemeClr>
             </a:gs>
             <a:gs pos="100000">
               <a:schemeClr val="phClr">
-                <a:tint val="50000"/>
-                <a:shade val="100000"/>
-                <a:satMod val="350000"/>
+                <a:lumMod val="99000"/>
+                <a:satMod val="120000"/>
+                <a:shade val="78000"/>
               </a:schemeClr>
             </a:gs>
           </a:gsLst>
-          <a:lin ang="16200000" scaled="0"/>
+          <a:lin ang="5400000" scaled="0"/>
         </a:gradFill>
       </a:fillStyleLst>
       <a:lnStyleLst>
-        <a:ln w="9525" cap="flat" cmpd="sng" algn="ctr">
-          <a:solidFill>
-            <a:schemeClr val="phClr">
-              <a:shade val="95000"/>
-              <a:satMod val="105000"/>
-            </a:schemeClr>
-          </a:solidFill>
-          <a:prstDash val="solid"/>
-        </a:ln>
-        <a:ln w="25400" cap="flat" cmpd="sng" algn="ctr">
+        <a:ln w="6350" cap="flat" cmpd="sng" algn="ctr">
           <a:solidFill>
             <a:schemeClr val="phClr"/>
           </a:solidFill>
           <a:prstDash val="solid"/>
+          <a:miter lim="800000"/>
         </a:ln>
-        <a:ln w="38100" cap="flat" cmpd="sng" algn="ctr">
+        <a:ln w="12700" cap="flat" cmpd="sng" algn="ctr">
           <a:solidFill>
             <a:schemeClr val="phClr"/>
           </a:solidFill>
           <a:prstDash val="solid"/>
+          <a:miter lim="800000"/>
+        </a:ln>
+        <a:ln w="19050" cap="flat" cmpd="sng" algn="ctr">
+          <a:solidFill>
+            <a:schemeClr val="phClr"/>
+          </a:solidFill>
+          <a:prstDash val="solid"/>
+          <a:miter lim="800000"/>
         </a:ln>
       </a:lnStyleLst>
       <a:effectStyleLst>
         <a:effectStyle>
+          <a:effectLst/>
+        </a:effectStyle>
+        <a:effectStyle>
+          <a:effectLst/>
+        </a:effectStyle>
+        <a:effectStyle>
           <a:effectLst>
-            <a:outerShdw blurRad="40000" dist="20000" dir="5400000" rotWithShape="0">
+            <a:outerShdw blurRad="57150" dist="19050" dir="5400000" algn="ctr" rotWithShape="0">
               <a:srgbClr val="000000">
-                <a:alpha val="38000"/>
+                <a:alpha val="63000"/>
               </a:srgbClr>
             </a:outerShdw>
           </a:effectLst>
-        </a:effectStyle>
-        <a:effectStyle>
-          <a:effectLst>
-            <a:outerShdw blurRad="40000" dist="23000" dir="5400000" rotWithShape="0">
-              <a:srgbClr val="000000">
-                <a:alpha val="35000"/>
-              </a:srgbClr>
-            </a:outerShdw>
-          </a:effectLst>
-        </a:effectStyle>
-        <a:effectStyle>
-          <a:effectLst>
-            <a:outerShdw blurRad="40000" dist="23000" dir="5400000" rotWithShape="0">
-              <a:srgbClr val="000000">
-                <a:alpha val="35000"/>
-              </a:srgbClr>
-            </a:outerShdw>
-          </a:effectLst>
-          <a:scene3d>
-            <a:camera prst="orthographicFront">
-              <a:rot lat="0" lon="0" rev="0"/>
-            </a:camera>
-            <a:lightRig rig="threePt" dir="t">
-              <a:rot lat="0" lon="0" rev="1200000"/>
-            </a:lightRig>
-          </a:scene3d>
-          <a:sp3d>
-            <a:bevelT w="63500" h="25400"/>
-          </a:sp3d>
         </a:effectStyle>
       </a:effectStyleLst>
       <a:bgFillStyleLst>
         <a:solidFill>
           <a:schemeClr val="phClr"/>
         </a:solidFill>
+        <a:solidFill>
+          <a:schemeClr val="phClr">
+            <a:tint val="95000"/>
+            <a:satMod val="170000"/>
+          </a:schemeClr>
+        </a:solidFill>
         <a:gradFill rotWithShape="1">
           <a:gsLst>
             <a:gs pos="0">
               <a:schemeClr val="phClr">
-                <a:tint val="40000"/>
-                <a:satMod val="350000"/>
+                <a:tint val="93000"/>
+                <a:satMod val="150000"/>
+                <a:shade val="98000"/>
+                <a:lumMod val="102000"/>
               </a:schemeClr>
             </a:gs>
-            <a:gs pos="40000">
+            <a:gs pos="50000">
               <a:schemeClr val="phClr">
-                <a:tint val="45000"/>
-                <a:shade val="99000"/>
-                <a:satMod val="350000"/>
+                <a:tint val="98000"/>
+                <a:satMod val="130000"/>
+                <a:shade val="90000"/>
+                <a:lumMod val="103000"/>
               </a:schemeClr>
             </a:gs>
             <a:gs pos="100000">
               <a:schemeClr val="phClr">
-                <a:shade val="20000"/>
-                <a:satMod val="255000"/>
+                <a:shade val="63000"/>
+                <a:satMod val="120000"/>
               </a:schemeClr>
             </a:gs>
           </a:gsLst>
-          <a:path path="circle">
-            <a:fillToRect l="50000" t="-80000" r="50000" b="180000"/>
-          </a:path>
-        </a:gradFill>
-        <a:gradFill rotWithShape="1">
-          <a:gsLst>
-            <a:gs pos="0">
-              <a:schemeClr val="phClr">
-                <a:tint val="80000"/>
-                <a:satMod val="300000"/>
-              </a:schemeClr>
-            </a:gs>
-            <a:gs pos="100000">
-              <a:schemeClr val="phClr">
-                <a:shade val="30000"/>
-                <a:satMod val="200000"/>
-              </a:schemeClr>
-            </a:gs>
-          </a:gsLst>
-          <a:path path="circle">
-            <a:fillToRect l="50000" t="50000" r="50000" b="50000"/>
-          </a:path>
+          <a:lin ang="5400000" scaled="0"/>
         </a:gradFill>
       </a:bgFillStyleLst>
     </a:fmtScheme>
   </a:themeElements>
-  <a:objectDefaults>
-    <a:spDef>
-      <a:spPr/>
-      <a:bodyPr/>
-      <a:lstStyle/>
-      <a:style>
-        <a:lnRef idx="1">
-          <a:schemeClr val="accent1"/>
-        </a:lnRef>
-        <a:fillRef idx="3">
-          <a:schemeClr val="accent1"/>
-        </a:fillRef>
-        <a:effectRef idx="2">
-          <a:schemeClr val="accent1"/>
-        </a:effectRef>
-        <a:fontRef idx="minor">
-          <a:schemeClr val="lt1"/>
-        </a:fontRef>
-      </a:style>
-    </a:spDef>
-    <a:lnDef>
-      <a:spPr/>
-      <a:bodyPr/>
-      <a:lstStyle/>
-      <a:style>
-        <a:lnRef idx="2">
-          <a:schemeClr val="accent1"/>
-        </a:lnRef>
-        <a:fillRef idx="0">
-          <a:schemeClr val="accent1"/>
-        </a:fillRef>
-        <a:effectRef idx="1">
-          <a:schemeClr val="accent1"/>
-        </a:effectRef>
-        <a:fontRef idx="minor">
-          <a:schemeClr val="tx1"/>
-        </a:fontRef>
-      </a:style>
-    </a:lnDef>
-  </a:objectDefaults>
+  <a:objectDefaults/>
   <a:extraClrSchemeLst/>
+  <a:extLst>
+    <a:ext uri="{05A4C25C-085E-4340-85A3-A5531E510DB2}">
+      <thm15:themeFamily xmlns:thm15="http://schemas.microsoft.com/office/thememl/2012/main" name="Office Theme" id="{2E142A2C-CD16-42D6-873A-C26D2A0506FA}" vid="{1BDDFF52-6CD6-40A5-AB3C-68EB2F1E4D0A}"/>
+    </a:ext>
+  </a:extLst>
 </a:theme>
 </file>